--- a/prosedurler/EMS.QA.TL.02.06. Metal Detector Test and Record Instruction.docx
+++ b/prosedurler/EMS.QA.TL.02.06. Metal Detector Test and Record Instruction.docx
@@ -1313,7 +1313,7 @@
           <w:sz w:val="24"/>
           <w:szCs w:val="24"/>
         </w:rPr>
-        <w:t xml:space="preserve">PRS-UTU-03 Metal Detector Procedure; TLM-UTU-03 Detector test and record</w:t>
+        <w:t xml:space="preserve">EMS.QA.PRO.02.07 Metal Detector Procedure; EMS.QA.TL.02.06 Detector test and record</w:t>
       </w:r>
     </w:p>
     <w:p>
@@ -2849,7 +2849,7 @@
           <w:sz w:val="24"/>
           <w:szCs w:val="24"/>
         </w:rPr>
-        <w:t xml:space="preserve">PRS-UTU-03 إجراء كاشف المعادن؛ TLM-UTU-03 اختبار الكاشف وتسجيل النتائج</w:t>
+        <w:t xml:space="preserve">EMS.QA.PRO.02.07 إجراء كاشف المعادن؛ EMS.QA.TL.02.06 اختبار الكاشف وتسجيل النتائج</w:t>
       </w:r>
     </w:p>
     <w:p>

--- a/prosedurler/EMS.QA.TL.02.06. Metal Detector Test and Record Instruction.docx
+++ b/prosedurler/EMS.QA.TL.02.06. Metal Detector Test and Record Instruction.docx
@@ -32,7 +32,7 @@
           <w:sz w:val="24"/>
           <w:szCs w:val="24"/>
         </w:rPr>
-        <w:t xml:space="preserve">This work instruction describes how the metal detector is prepared, tested, operated and recorded, and how products with a metal alarm are handled, in order to ensure that no metal contamination or broken needle fragment reaches the customer and that the detector sensitivity is proven and traceable at Eroglu Knitting (EMS).</w:t>
+        <w:t xml:space="preserve">This work instruction describes how the metal detector is prepared, tested, operated and recorded, and how products with a metal alarm are handled, in order to ensure that no metal contamination or broken needle fragment reaches the customer and that the detector sensitivity is proven and traceable at Eroglu Knitting (EMS). Metal detection is step 4 of the department flow in EMS.ÜR.PRO.05.10: it is carried out after the pressing and the optical control and before packing, and the management rules are given in EMS.QA.PRO.02.05.</w:t>
       </w:r>
     </w:p>
     <w:p>
@@ -73,7 +73,7 @@
           <w:sz w:val="24"/>
           <w:szCs w:val="24"/>
         </w:rPr>
-        <w:t xml:space="preserve">This instruction applies to all metal detectors used for finished garments and packed products in the pressing, final inspection and packing area, to the metal detector operators, quality controllers and maintenance staff, and to the test pieces, quarantine box and metal-free zone records related to the detection process.</w:t>
+        <w:t xml:space="preserve">This instruction applies to all metal detectors used for finished garments and packed products in the pressing, final control and packing area, to the metal detector operators, quality controllers and maintenance staff, and to the test pieces, quarantine box and metal-free zone records related to the detection process.</w:t>
       </w:r>
     </w:p>
     <w:p>
@@ -166,7 +166,7 @@
           <w:sz w:val="24"/>
           <w:szCs w:val="24"/>
         </w:rPr>
-        <w:t xml:space="preserve"> Ensures that all products pass through the detector at the defined point and that the line stops when required.</w:t>
+        <w:t xml:space="preserve"> Ensures that all products pass through the detector at step 4, after the optical control and before packing, and that the line stops when required.</w:t>
       </w:r>
     </w:p>
     <w:p>
@@ -783,7 +783,7 @@
           <w:sz w:val="24"/>
           <w:szCs w:val="24"/>
         </w:rPr>
-        <w:t xml:space="preserve">3.1. Every product (100 percent) is passed through the detector after final inspection and before packing, or at the point stated in the customer specification, in the position defined for the product.</w:t>
+        <w:t xml:space="preserve">3.1. Every product (100 percent) is passed through the detector at step 4, after the pressing and the optical control and before packing, or at the point stated in the customer specification, in the position defined for the product.</w:t>
       </w:r>
     </w:p>
     <w:p>
@@ -832,6 +832,22 @@
           <w:szCs w:val="24"/>
         </w:rPr>
         <w:t xml:space="preserve">3.4. No person bypasses the detector, switches off the reject mechanism or changes the sensitivity during operation.</w:t>
+      </w:r>
+    </w:p>
+    <w:p>
+      <w:pPr>
+        <w:pStyle w:val="ListeParagraf"/>
+        <w:spacing w:after="80"/>
+        <w:ind w:left="709" w:right="0"/>
+        <w:jc w:val="both"/>
+      </w:pPr>
+      <w:r>
+        <w:rPr>
+          <w:rFonts w:ascii="Calibri" w:hAnsi="Calibri" w:cs="Arial"/>
+          <w:sz w:val="24"/>
+          <w:szCs w:val="24"/>
+        </w:rPr>
+        <w:t xml:space="preserve">3.5. Garments that have passed are kept in a clean, marked area, separate from garments that have not been passed, and go on to packing (EMS.ÜR.PRO.05.11) only with the completed record of the lot.</w:t>
       </w:r>
     </w:p>
     <w:p>
@@ -1199,7 +1215,7 @@
           <w:sz w:val="24"/>
           <w:szCs w:val="24"/>
         </w:rPr>
-        <w:t xml:space="preserve">EMS.QA.PRO.02.07. Needle and Sharp Tools Control Procedure</w:t>
+        <w:t xml:space="preserve">EMS.QA.PRO.02.05. Metal Detector Control Procedure</w:t>
       </w:r>
     </w:p>
     <w:p>
@@ -1218,7 +1234,7 @@
           <w:sz w:val="24"/>
           <w:szCs w:val="24"/>
         </w:rPr>
-        <w:t xml:space="preserve">EMS.QA.TL.02.02. Broken Needle Replacement Instruction</w:t>
+        <w:t xml:space="preserve">EMS.ÜR.PRO.05.10. Pressing, Final Control and Packing Procedure</w:t>
       </w:r>
     </w:p>
     <w:p>
@@ -1237,7 +1253,7 @@
           <w:sz w:val="24"/>
           <w:szCs w:val="24"/>
         </w:rPr>
-        <w:t xml:space="preserve">EMS.QA.PRO.02.09. Quality Inspection Procedure (Incoming, In-Line, Final AQL)</w:t>
+        <w:t xml:space="preserve">EMS.QA.PRO.02.13. Optical Inspection Procedure</w:t>
       </w:r>
     </w:p>
     <w:p>
@@ -1256,7 +1272,7 @@
           <w:sz w:val="24"/>
           <w:szCs w:val="24"/>
         </w:rPr>
-        <w:t xml:space="preserve">EMS.QA.PRO.02.08. Traceability and Product Recall Procedure</w:t>
+        <w:t xml:space="preserve">EMS.ÜR.PRO.05.11. Packing and Labelling Procedure</w:t>
       </w:r>
     </w:p>
     <w:p>
@@ -1275,7 +1291,7 @@
           <w:sz w:val="24"/>
           <w:szCs w:val="24"/>
         </w:rPr>
-        <w:t xml:space="preserve">EMS.QA.POL.02.01. Product Safety Policy</w:t>
+        <w:t xml:space="preserve">EMS.QA.PRO.02.07. Needle and Sharp Tools Control Procedure</w:t>
       </w:r>
     </w:p>
     <w:p>
@@ -1294,7 +1310,7 @@
           <w:sz w:val="24"/>
           <w:szCs w:val="24"/>
         </w:rPr>
-        <w:t xml:space="preserve">EMS.LB.PRO.09.02. Calibration of Measuring Equipment Procedure</w:t>
+        <w:t xml:space="preserve">EMS.QA.TL.02.02. Broken Needle Replacement Instruction</w:t>
       </w:r>
     </w:p>
     <w:p>
@@ -1313,7 +1329,7 @@
           <w:sz w:val="24"/>
           <w:szCs w:val="24"/>
         </w:rPr>
-        <w:t xml:space="preserve">EMS.QA.PRO.02.07 Metal Detector Procedure; EMS.QA.TL.02.06 Detector test and record</w:t>
+        <w:t xml:space="preserve">EMS.QA.PRO.02.09. Quality Inspection Procedure (Incoming, In-Line, Final AQL)</w:t>
       </w:r>
     </w:p>
     <w:p>
@@ -1332,1377 +1348,7 @@
           <w:sz w:val="24"/>
           <w:szCs w:val="24"/>
         </w:rPr>
-        <w:t xml:space="preserve">EMS.QA.FRM.03.07 Metal Detector Daily Calibration Report; EMS.QA.FRM.03.06 Metal Detector Quarantine Box Record Form; EMS.QA.FRM.03.09 Metal-Free Zone Entry-Exit Form</w:t>
-      </w:r>
-    </w:p>
-    <w:p>
-      <w:pPr>
-        <w:pStyle w:val="ListeParagraf"/>
-        <w:spacing w:after="80"/>
-        <w:ind w:left="709" w:right="0"/>
-        <w:jc w:val="both"/>
-      </w:pPr>
-    </w:p>
-    <w:p>
-      <w:pPr>
-        <w:pStyle w:val="ListeParagraf"/>
-        <w:spacing w:before="120" w:after="60"/>
-        <w:ind w:left="709" w:right="0"/>
-      </w:pPr>
-      <w:r>
-        <w:rPr>
-          <w:rFonts w:ascii="Calibri" w:hAnsi="Calibri" w:cs="Arial"/>
-          <w:b/>
-          <w:bCs/>
-          <w:sz w:val="24"/>
-          <w:szCs w:val="24"/>
-        </w:rPr>
-        <w:t xml:space="preserve">9. FEEDBACK AND MONITORING</w:t>
-      </w:r>
-    </w:p>
-    <w:p>
-      <w:pPr>
-        <w:pStyle w:val="ListeParagraf"/>
-        <w:spacing w:after="80"/>
-        <w:ind w:left="709" w:right="0"/>
-        <w:jc w:val="both"/>
-      </w:pPr>
-      <w:r>
-        <w:rPr>
-          <w:rFonts w:ascii="Calibri" w:hAnsi="Calibri" w:cs="Arial"/>
-          <w:sz w:val="24"/>
-          <w:szCs w:val="24"/>
-        </w:rPr>
-        <w:t xml:space="preserve">Quality Assurance reviews the daily calibration reports weekly and monitors every month the days without a completed test (target: zero), the number of alarms and their causes, the percentage of products passed (target 100 percent) and any metal finding reported by customers (target: zero). The results are reported to the management review. This instruction is reviewed every year or after any incident, detector change or customer requirement change. Limits are defined in the customer specification and company policy.</w:t>
-      </w:r>
-    </w:p>
-    <w:p>
-      <w:r>
-        <w:br w:type="page"/>
-      </w:r>
-    </w:p>
-    <w:p>
-      <w:pPr>
-        <w:pStyle w:val="ListeParagraf"/>
-        <w:bidi/>
-        <w:spacing w:before="120" w:after="60"/>
-        <w:ind w:left="0" w:right="709"/>
-      </w:pPr>
-      <w:r>
-        <w:rPr>
-          <w:rFonts w:ascii="Calibri" w:hAnsi="Calibri" w:cs="Arial"/>
-          <w:b/>
-          <w:bCs/>
-          <w:rtl/>
-          <w:sz w:val="24"/>
-          <w:szCs w:val="24"/>
-        </w:rPr>
-        <w:t xml:space="preserve">الغرض</w:t>
-      </w:r>
-    </w:p>
-    <w:p>
-      <w:pPr>
-        <w:pStyle w:val="ListeParagraf"/>
-        <w:bidi/>
-        <w:spacing w:after="80"/>
-        <w:ind w:left="0" w:right="709"/>
-        <w:jc w:val="both"/>
-      </w:pPr>
-      <w:r>
-        <w:rPr>
-          <w:rFonts w:ascii="Calibri" w:hAnsi="Calibri" w:cs="Arial"/>
-          <w:rtl/>
-          <w:sz w:val="24"/>
-          <w:szCs w:val="24"/>
-        </w:rPr>
-        <w:t xml:space="preserve">تصف تعليمات العمل هذه كيفية تجهيز كاشف المعادن واختباره وتشغيله وتسجيل نتائجه، وكيفية التعامل مع المنتجات التي تُصدر إنذار معدن، وذلك لضمان ألا يصل أي تلوث معدني أو جزء من إبرة مكسورة إلى العميل، وأن تكون حساسية الكاشف مثبتة وقابلة للتتبع في شركة إيروغلو للتريكو (EMS).</w:t>
-      </w:r>
-    </w:p>
-    <w:p>
-      <w:pPr>
-        <w:pStyle w:val="ListeParagraf"/>
-        <w:bidi/>
-        <w:spacing w:after="80"/>
-        <w:ind w:left="0" w:right="709"/>
-        <w:jc w:val="both"/>
-      </w:pPr>
-    </w:p>
-    <w:p>
-      <w:pPr>
-        <w:pStyle w:val="ListeParagraf"/>
-        <w:bidi/>
-        <w:spacing w:before="120" w:after="60"/>
-        <w:ind w:left="0" w:right="709"/>
-      </w:pPr>
-      <w:r>
-        <w:rPr>
-          <w:rFonts w:ascii="Calibri" w:hAnsi="Calibri" w:cs="Arial"/>
-          <w:b/>
-          <w:bCs/>
-          <w:rtl/>
-          <w:sz w:val="24"/>
-          <w:szCs w:val="24"/>
-        </w:rPr>
-        <w:t xml:space="preserve">النطاق</w:t>
-      </w:r>
-    </w:p>
-    <w:p>
-      <w:pPr>
-        <w:pStyle w:val="ListeParagraf"/>
-        <w:bidi/>
-        <w:spacing w:after="80"/>
-        <w:ind w:left="0" w:right="709"/>
-        <w:jc w:val="both"/>
-      </w:pPr>
-      <w:r>
-        <w:rPr>
-          <w:rFonts w:ascii="Calibri" w:hAnsi="Calibri" w:cs="Arial"/>
-          <w:rtl/>
-          <w:sz w:val="24"/>
-          <w:szCs w:val="24"/>
-        </w:rPr>
-        <w:t xml:space="preserve">تنطبق هذه التعليمات على جميع كواشف المعادن المستخدمة للملابس الجاهزة والمنتجات المعبأة في منطقة الكي والفحص النهائي والتعبئة، وعلى مشغلي كاشف المعادن ومراقبي الجودة وموظفي الصيانة، وعلى قطع الاختبار وصندوق الحجر وسجلات المنطقة الخالية من المعادن المرتبطة بعملية الكشف.</w:t>
-      </w:r>
-    </w:p>
-    <w:p>
-      <w:pPr>
-        <w:pStyle w:val="ListeParagraf"/>
-        <w:bidi/>
-        <w:spacing w:after="80"/>
-        <w:ind w:left="0" w:right="709"/>
-        <w:jc w:val="both"/>
-      </w:pPr>
-    </w:p>
-    <w:p>
-      <w:pPr>
-        <w:pStyle w:val="ListeParagraf"/>
-        <w:bidi/>
-        <w:spacing w:before="120" w:after="60"/>
-        <w:ind w:left="0" w:right="709"/>
-      </w:pPr>
-      <w:r>
-        <w:rPr>
-          <w:rFonts w:ascii="Calibri" w:hAnsi="Calibri" w:cs="Arial"/>
-          <w:b/>
-          <w:bCs/>
-          <w:rtl/>
-          <w:sz w:val="24"/>
-          <w:szCs w:val="24"/>
-        </w:rPr>
-        <w:t xml:space="preserve">المسؤوليات</w:t>
-      </w:r>
-    </w:p>
-    <w:p>
-      <w:pPr>
-        <w:pStyle w:val="ListeParagraf"/>
-        <w:bidi/>
-        <w:spacing w:after="80"/>
-        <w:ind w:left="0" w:right="709"/>
-        <w:jc w:val="both"/>
-      </w:pPr>
-      <w:r>
-        <w:rPr>
-          <w:rFonts w:ascii="Calibri" w:hAnsi="Calibri" w:cs="Arial"/>
-          <w:rtl/>
-          <w:sz w:val="24"/>
-          <w:szCs w:val="24"/>
-        </w:rPr>
-        <w:t xml:space="preserve">• </w:t>
-      </w:r>
-      <w:r>
-        <w:rPr>
-          <w:rFonts w:ascii="Calibri" w:hAnsi="Calibri" w:cs="Arial"/>
-          <w:b/>
-          <w:bCs/>
-          <w:rtl/>
-          <w:sz w:val="24"/>
-          <w:szCs w:val="24"/>
-        </w:rPr>
-        <w:t xml:space="preserve">مدير ضمان الجودة:</w:t>
-      </w:r>
-      <w:r>
-        <w:rPr>
-          <w:rFonts w:ascii="Calibri" w:hAnsi="Calibri" w:cs="Arial"/>
-          <w:rtl/>
-          <w:sz w:val="24"/>
-          <w:szCs w:val="24"/>
-        </w:rPr>
-        <w:t xml:space="preserve"> يملك هذه التعليمات، ويعتمد إعدادات الكاشف وأحجام قطع الاختبار، ويراجع السجلات وحالات عدم المطابقة.</w:t>
-      </w:r>
-    </w:p>
-    <w:p>
-      <w:pPr>
-        <w:pStyle w:val="ListeParagraf"/>
-        <w:bidi/>
-        <w:spacing w:after="80"/>
-        <w:ind w:left="0" w:right="709"/>
-        <w:jc w:val="both"/>
-      </w:pPr>
-      <w:r>
-        <w:rPr>
-          <w:rFonts w:ascii="Calibri" w:hAnsi="Calibri" w:cs="Arial"/>
-          <w:rtl/>
-          <w:sz w:val="24"/>
-          <w:szCs w:val="24"/>
-        </w:rPr>
-        <w:t xml:space="preserve">• </w:t>
-      </w:r>
-      <w:r>
-        <w:rPr>
-          <w:rFonts w:ascii="Calibri" w:hAnsi="Calibri" w:cs="Arial"/>
-          <w:b/>
-          <w:bCs/>
-          <w:rtl/>
-          <w:sz w:val="24"/>
-          <w:szCs w:val="24"/>
-        </w:rPr>
-        <w:t xml:space="preserve">مدير الإنتاج:</w:t>
-      </w:r>
-      <w:r>
-        <w:rPr>
-          <w:rFonts w:ascii="Calibri" w:hAnsi="Calibri" w:cs="Arial"/>
-          <w:rtl/>
-          <w:sz w:val="24"/>
-          <w:szCs w:val="24"/>
-        </w:rPr>
-        <w:t xml:space="preserve"> يضمن مرور جميع المنتجات عبر الكاشف عند النقطة المحددة وإيقاف الخط عند الحاجة.</w:t>
-      </w:r>
-    </w:p>
-    <w:p>
-      <w:pPr>
-        <w:pStyle w:val="ListeParagraf"/>
-        <w:bidi/>
-        <w:spacing w:after="80"/>
-        <w:ind w:left="0" w:right="709"/>
-        <w:jc w:val="both"/>
-      </w:pPr>
-      <w:r>
-        <w:rPr>
-          <w:rFonts w:ascii="Calibri" w:hAnsi="Calibri" w:cs="Arial"/>
-          <w:rtl/>
-          <w:sz w:val="24"/>
-          <w:szCs w:val="24"/>
-        </w:rPr>
-        <w:t xml:space="preserve">• </w:t>
-      </w:r>
-      <w:r>
-        <w:rPr>
-          <w:rFonts w:ascii="Calibri" w:hAnsi="Calibri" w:cs="Arial"/>
-          <w:b/>
-          <w:bCs/>
-          <w:rtl/>
-          <w:sz w:val="24"/>
-          <w:szCs w:val="24"/>
-        </w:rPr>
-        <w:t xml:space="preserve">مشغل كاشف المعادن:</w:t>
-      </w:r>
-      <w:r>
-        <w:rPr>
-          <w:rFonts w:ascii="Calibri" w:hAnsi="Calibri" w:cs="Arial"/>
-          <w:rtl/>
-          <w:sz w:val="24"/>
-          <w:szCs w:val="24"/>
-        </w:rPr>
-        <w:t xml:space="preserve"> ينفذ الاختبارات في بداية الوردية والاختبارات الدورية، ويمرر المنتجات، ويعزل منتجات الإنذار، ويملأ السجلات.</w:t>
-      </w:r>
-    </w:p>
-    <w:p>
-      <w:pPr>
-        <w:pStyle w:val="ListeParagraf"/>
-        <w:bidi/>
-        <w:spacing w:after="80"/>
-        <w:ind w:left="0" w:right="709"/>
-        <w:jc w:val="both"/>
-      </w:pPr>
-      <w:r>
-        <w:rPr>
-          <w:rFonts w:ascii="Calibri" w:hAnsi="Calibri" w:cs="Arial"/>
-          <w:rtl/>
-          <w:sz w:val="24"/>
-          <w:szCs w:val="24"/>
-        </w:rPr>
-        <w:t xml:space="preserve">• </w:t>
-      </w:r>
-      <w:r>
-        <w:rPr>
-          <w:rFonts w:ascii="Calibri" w:hAnsi="Calibri" w:cs="Arial"/>
-          <w:b/>
-          <w:bCs/>
-          <w:rtl/>
-          <w:sz w:val="24"/>
-          <w:szCs w:val="24"/>
-        </w:rPr>
-        <w:t xml:space="preserve">مراقب الجودة النهائي:</w:t>
-      </w:r>
-      <w:r>
-        <w:rPr>
-          <w:rFonts w:ascii="Calibri" w:hAnsi="Calibri" w:cs="Arial"/>
-          <w:rtl/>
-          <w:sz w:val="24"/>
-          <w:szCs w:val="24"/>
-        </w:rPr>
-        <w:t xml:space="preserve"> يتحقق من نتائج الاختبار، ويفحص منتجات الإنذار مع المشغل، ويفرج عن الدفعة أو يرفضها.</w:t>
-      </w:r>
-    </w:p>
-    <w:p>
-      <w:pPr>
-        <w:pStyle w:val="ListeParagraf"/>
-        <w:bidi/>
-        <w:spacing w:after="80"/>
-        <w:ind w:left="0" w:right="709"/>
-        <w:jc w:val="both"/>
-      </w:pPr>
-      <w:r>
-        <w:rPr>
-          <w:rFonts w:ascii="Calibri" w:hAnsi="Calibri" w:cs="Arial"/>
-          <w:rtl/>
-          <w:sz w:val="24"/>
-          <w:szCs w:val="24"/>
-        </w:rPr>
-        <w:t xml:space="preserve">• </w:t>
-      </w:r>
-      <w:r>
-        <w:rPr>
-          <w:rFonts w:ascii="Calibri" w:hAnsi="Calibri" w:cs="Arial"/>
-          <w:b/>
-          <w:bCs/>
-          <w:rtl/>
-          <w:sz w:val="24"/>
-          <w:szCs w:val="24"/>
-        </w:rPr>
-        <w:t xml:space="preserve">فني الصيانة:</w:t>
-      </w:r>
-      <w:r>
-        <w:rPr>
-          <w:rFonts w:ascii="Calibri" w:hAnsi="Calibri" w:cs="Arial"/>
-          <w:rtl/>
-          <w:sz w:val="24"/>
-          <w:szCs w:val="24"/>
-        </w:rPr>
-        <w:t xml:space="preserve"> يصون الكاشف وناقله ويصلحهما، ويعيد التحقق من الكاشف بعد أي إصلاح.</w:t>
-      </w:r>
-    </w:p>
-    <w:p>
-      <w:pPr>
-        <w:pStyle w:val="ListeParagraf"/>
-        <w:bidi/>
-        <w:spacing w:after="80"/>
-        <w:ind w:left="0" w:right="709"/>
-        <w:jc w:val="both"/>
-      </w:pPr>
-      <w:r>
-        <w:rPr>
-          <w:rFonts w:ascii="Calibri" w:hAnsi="Calibri" w:cs="Arial"/>
-          <w:rtl/>
-          <w:sz w:val="24"/>
-          <w:szCs w:val="24"/>
-        </w:rPr>
-        <w:t xml:space="preserve">• </w:t>
-      </w:r>
-      <w:r>
-        <w:rPr>
-          <w:rFonts w:ascii="Calibri" w:hAnsi="Calibri" w:cs="Arial"/>
-          <w:b/>
-          <w:bCs/>
-          <w:rtl/>
-          <w:sz w:val="24"/>
-          <w:szCs w:val="24"/>
-        </w:rPr>
-        <w:t xml:space="preserve">موظفو الأمن والجودة:</w:t>
-      </w:r>
-      <w:r>
-        <w:rPr>
-          <w:rFonts w:ascii="Calibri" w:hAnsi="Calibri" w:cs="Arial"/>
-          <w:rtl/>
-          <w:sz w:val="24"/>
-          <w:szCs w:val="24"/>
-        </w:rPr>
-        <w:t xml:space="preserve"> يضبطون الدخول إلى المنطقة الخالية من المعادن والخروج منها والأغراض المعدنية الشخصية للداخلين.</w:t>
-      </w:r>
-    </w:p>
-    <w:p>
-      <w:pPr>
-        <w:pStyle w:val="ListeParagraf"/>
-        <w:bidi/>
-        <w:spacing w:after="80"/>
-        <w:ind w:left="0" w:right="709"/>
-        <w:jc w:val="both"/>
-      </w:pPr>
-    </w:p>
-    <w:p>
-      <w:pPr>
-        <w:pStyle w:val="ListeParagraf"/>
-        <w:bidi/>
-        <w:spacing w:before="120" w:after="60"/>
-        <w:ind w:left="0" w:right="709"/>
-      </w:pPr>
-      <w:r>
-        <w:rPr>
-          <w:rFonts w:ascii="Calibri" w:hAnsi="Calibri" w:cs="Arial"/>
-          <w:b/>
-          <w:bCs/>
-          <w:rtl/>
-          <w:sz w:val="24"/>
-          <w:szCs w:val="24"/>
-        </w:rPr>
-        <w:t xml:space="preserve">التعريفات</w:t>
-      </w:r>
-    </w:p>
-    <w:p>
-      <w:pPr>
-        <w:pStyle w:val="ListeParagraf"/>
-        <w:bidi/>
-        <w:spacing w:after="80"/>
-        <w:ind w:left="0" w:right="709"/>
-        <w:jc w:val="both"/>
-      </w:pPr>
-      <w:r>
-        <w:rPr>
-          <w:rFonts w:ascii="Calibri" w:hAnsi="Calibri" w:cs="Arial"/>
-          <w:rtl/>
-          <w:sz w:val="24"/>
-          <w:szCs w:val="24"/>
-        </w:rPr>
-        <w:t xml:space="preserve">• </w:t>
-      </w:r>
-      <w:r>
-        <w:rPr>
-          <w:rFonts w:ascii="Calibri" w:hAnsi="Calibri" w:cs="Arial"/>
-          <w:b/>
-          <w:bCs/>
-          <w:rtl/>
-          <w:sz w:val="24"/>
-          <w:szCs w:val="24"/>
-        </w:rPr>
-        <w:t xml:space="preserve">كاشف المعادن:</w:t>
-      </w:r>
-      <w:r>
-        <w:rPr>
-          <w:rFonts w:ascii="Calibri" w:hAnsi="Calibri" w:cs="Arial"/>
-          <w:rtl/>
-          <w:sz w:val="24"/>
-          <w:szCs w:val="24"/>
-        </w:rPr>
-        <w:t xml:space="preserve"> جهاز يكشف الأجزاء المعدنية، بما فيها أجزاء الإبر المكسورة، داخل المنتج.</w:t>
-      </w:r>
-    </w:p>
-    <w:p>
-      <w:pPr>
-        <w:pStyle w:val="ListeParagraf"/>
-        <w:bidi/>
-        <w:spacing w:after="80"/>
-        <w:ind w:left="0" w:right="709"/>
-        <w:jc w:val="both"/>
-      </w:pPr>
-      <w:r>
-        <w:rPr>
-          <w:rFonts w:ascii="Calibri" w:hAnsi="Calibri" w:cs="Arial"/>
-          <w:rtl/>
-          <w:sz w:val="24"/>
-          <w:szCs w:val="24"/>
-        </w:rPr>
-        <w:t xml:space="preserve">• </w:t>
-      </w:r>
-      <w:r>
-        <w:rPr>
-          <w:rFonts w:ascii="Calibri" w:hAnsi="Calibri" w:cs="Arial"/>
-          <w:b/>
-          <w:bCs/>
-          <w:rtl/>
-          <w:sz w:val="24"/>
-          <w:szCs w:val="24"/>
-        </w:rPr>
-        <w:t xml:space="preserve">قطعة الاختبار (Fe وNon-Fe وSUS):</w:t>
-      </w:r>
-      <w:r>
-        <w:rPr>
-          <w:rFonts w:ascii="Calibri" w:hAnsi="Calibri" w:cs="Arial"/>
-          <w:rtl/>
-          <w:sz w:val="24"/>
-          <w:szCs w:val="24"/>
-        </w:rPr>
-        <w:t xml:space="preserve"> قطع معدنية مرجعية معلومة الحجم تُستخدم للتحقق من حساسية الكاشف: حديدية وغير حديدية وفولاذ مقاوم للصدأ.</w:t>
-      </w:r>
-    </w:p>
-    <w:p>
-      <w:pPr>
-        <w:pStyle w:val="ListeParagraf"/>
-        <w:bidi/>
-        <w:spacing w:after="80"/>
-        <w:ind w:left="0" w:right="709"/>
-        <w:jc w:val="both"/>
-      </w:pPr>
-      <w:r>
-        <w:rPr>
-          <w:rFonts w:ascii="Calibri" w:hAnsi="Calibri" w:cs="Arial"/>
-          <w:rtl/>
-          <w:sz w:val="24"/>
-          <w:szCs w:val="24"/>
-        </w:rPr>
-        <w:t xml:space="preserve">• </w:t>
-      </w:r>
-      <w:r>
-        <w:rPr>
-          <w:rFonts w:ascii="Calibri" w:hAnsi="Calibri" w:cs="Arial"/>
-          <w:b/>
-          <w:bCs/>
-          <w:rtl/>
-          <w:sz w:val="24"/>
-          <w:szCs w:val="24"/>
-        </w:rPr>
-        <w:t xml:space="preserve">الحساسية:</w:t>
-      </w:r>
-      <w:r>
-        <w:rPr>
-          <w:rFonts w:ascii="Calibri" w:hAnsi="Calibri" w:cs="Arial"/>
-          <w:rtl/>
-          <w:sz w:val="24"/>
-          <w:szCs w:val="24"/>
-        </w:rPr>
-        <w:t xml:space="preserve"> أصغر حجم لقطعة الاختبار يكشفه الكاشف بشكل موثوق.</w:t>
-      </w:r>
-    </w:p>
-    <w:p>
-      <w:pPr>
-        <w:pStyle w:val="ListeParagraf"/>
-        <w:bidi/>
-        <w:spacing w:after="80"/>
-        <w:ind w:left="0" w:right="709"/>
-        <w:jc w:val="both"/>
-      </w:pPr>
-      <w:r>
-        <w:rPr>
-          <w:rFonts w:ascii="Calibri" w:hAnsi="Calibri" w:cs="Arial"/>
-          <w:rtl/>
-          <w:sz w:val="24"/>
-          <w:szCs w:val="24"/>
-        </w:rPr>
-        <w:t xml:space="preserve">• </w:t>
-      </w:r>
-      <w:r>
-        <w:rPr>
-          <w:rFonts w:ascii="Calibri" w:hAnsi="Calibri" w:cs="Arial"/>
-          <w:b/>
-          <w:bCs/>
-          <w:rtl/>
-          <w:sz w:val="24"/>
-          <w:szCs w:val="24"/>
-        </w:rPr>
-        <w:t xml:space="preserve">صندوق الحجر:</w:t>
-      </w:r>
-      <w:r>
-        <w:rPr>
-          <w:rFonts w:ascii="Calibri" w:hAnsi="Calibri" w:cs="Arial"/>
-          <w:rtl/>
-          <w:sz w:val="24"/>
-          <w:szCs w:val="24"/>
-        </w:rPr>
-        <w:t xml:space="preserve"> صندوق مقفل تُحفظ فيه المنتجات التي أصدرت إنذار معدن إلى حين فحصها.</w:t>
-      </w:r>
-    </w:p>
-    <w:p>
-      <w:pPr>
-        <w:pStyle w:val="ListeParagraf"/>
-        <w:bidi/>
-        <w:spacing w:after="80"/>
-        <w:ind w:left="0" w:right="709"/>
-        <w:jc w:val="both"/>
-      </w:pPr>
-      <w:r>
-        <w:rPr>
-          <w:rFonts w:ascii="Calibri" w:hAnsi="Calibri" w:cs="Arial"/>
-          <w:rtl/>
-          <w:sz w:val="24"/>
-          <w:szCs w:val="24"/>
-        </w:rPr>
-        <w:t xml:space="preserve">• </w:t>
-      </w:r>
-      <w:r>
-        <w:rPr>
-          <w:rFonts w:ascii="Calibri" w:hAnsi="Calibri" w:cs="Arial"/>
-          <w:b/>
-          <w:bCs/>
-          <w:rtl/>
-          <w:sz w:val="24"/>
-          <w:szCs w:val="24"/>
-        </w:rPr>
-        <w:t xml:space="preserve">المنطقة الخالية من المعادن:</w:t>
-      </w:r>
-      <w:r>
-        <w:rPr>
-          <w:rFonts w:ascii="Calibri" w:hAnsi="Calibri" w:cs="Arial"/>
-          <w:rtl/>
-          <w:sz w:val="24"/>
-          <w:szCs w:val="24"/>
-        </w:rPr>
-        <w:t xml:space="preserve"> منطقة خاضعة للرقابة بدخول وخروج مضبوطين، لا يُسمح فيها بفقدان الإبر أو الأغراض المعدنية أو تركها.</w:t>
-      </w:r>
-    </w:p>
-    <w:p>
-      <w:pPr>
-        <w:pStyle w:val="ListeParagraf"/>
-        <w:bidi/>
-        <w:spacing w:after="80"/>
-        <w:ind w:left="0" w:right="709"/>
-        <w:jc w:val="both"/>
-      </w:pPr>
-      <w:r>
-        <w:rPr>
-          <w:rFonts w:ascii="Calibri" w:hAnsi="Calibri" w:cs="Arial"/>
-          <w:rtl/>
-          <w:sz w:val="24"/>
-          <w:szCs w:val="24"/>
-        </w:rPr>
-        <w:t xml:space="preserve">• </w:t>
-      </w:r>
-      <w:r>
-        <w:rPr>
-          <w:rFonts w:ascii="Calibri" w:hAnsi="Calibri" w:cs="Arial"/>
-          <w:b/>
-          <w:bCs/>
-          <w:rtl/>
-          <w:sz w:val="24"/>
-          <w:szCs w:val="24"/>
-        </w:rPr>
-        <w:t xml:space="preserve">سجل الإبر المكسورة:</w:t>
-      </w:r>
-      <w:r>
-        <w:rPr>
-          <w:rFonts w:ascii="Calibri" w:hAnsi="Calibri" w:cs="Arial"/>
-          <w:rtl/>
-          <w:sz w:val="24"/>
-          <w:szCs w:val="24"/>
-        </w:rPr>
-        <w:t xml:space="preserve"> السجل الذي يحصر كل جزء من الإبرة عُثر عليه بعد كسر إبرة أثناء الخياطة.</w:t>
-      </w:r>
-    </w:p>
-    <w:p>
-      <w:pPr>
-        <w:pStyle w:val="ListeParagraf"/>
-        <w:bidi/>
-        <w:spacing w:after="80"/>
-        <w:ind w:left="0" w:right="709"/>
-        <w:jc w:val="both"/>
-      </w:pPr>
-    </w:p>
-    <w:p>
-      <w:pPr>
-        <w:pStyle w:val="ListeParagraf"/>
-        <w:bidi/>
-        <w:spacing w:before="120" w:after="60"/>
-        <w:ind w:left="0" w:right="709"/>
-      </w:pPr>
-      <w:r>
-        <w:rPr>
-          <w:rFonts w:ascii="Calibri" w:hAnsi="Calibri" w:cs="Arial"/>
-          <w:b/>
-          <w:bCs/>
-          <w:rtl/>
-          <w:sz w:val="24"/>
-          <w:szCs w:val="24"/>
-        </w:rPr>
-        <w:t xml:space="preserve">التعليمات</w:t>
-      </w:r>
-    </w:p>
-    <w:p>
-      <w:pPr>
-        <w:pStyle w:val="ListeParagraf"/>
-        <w:bidi/>
-        <w:spacing w:before="120" w:after="60"/>
-        <w:ind w:left="0" w:right="709"/>
-      </w:pPr>
-      <w:r>
-        <w:rPr>
-          <w:rFonts w:ascii="Calibri" w:hAnsi="Calibri" w:cs="Arial"/>
-          <w:b/>
-          <w:bCs/>
-          <w:rtl/>
-          <w:sz w:val="24"/>
-          <w:szCs w:val="24"/>
-        </w:rPr>
-        <w:t xml:space="preserve">1. التحضير قبل الوردية</w:t>
-      </w:r>
-    </w:p>
-    <w:p>
-      <w:pPr>
-        <w:pStyle w:val="ListeParagraf"/>
-        <w:bidi/>
-        <w:spacing w:after="80"/>
-        <w:ind w:left="0" w:right="709"/>
-        <w:jc w:val="both"/>
-      </w:pPr>
-      <w:r>
-        <w:rPr>
-          <w:rFonts w:ascii="Calibri" w:hAnsi="Calibri" w:cs="Arial"/>
-          <w:rtl/>
-          <w:sz w:val="24"/>
-          <w:szCs w:val="24"/>
-        </w:rPr>
-        <w:t xml:space="preserve">1.1. يتحقق المشغل من نظافة الكاشف وسلاسة حركة الناقل وسلامة السير وعمل آلية الرفض وخلو محيط الكاشف من أي جسم معدني أو اهتزاز أو تداخل كهربائي.</w:t>
-      </w:r>
-    </w:p>
-    <w:p>
-      <w:pPr>
-        <w:pStyle w:val="ListeParagraf"/>
-        <w:bidi/>
-        <w:spacing w:after="80"/>
-        <w:ind w:left="0" w:right="709"/>
-        <w:jc w:val="both"/>
-      </w:pPr>
-      <w:r>
-        <w:rPr>
-          <w:rFonts w:ascii="Calibri" w:hAnsi="Calibri" w:cs="Arial"/>
-          <w:rtl/>
-          <w:sz w:val="24"/>
-          <w:szCs w:val="24"/>
-        </w:rPr>
-        <w:t xml:space="preserve">1.2. يختار المشغل البرنامج المناسب لنوع المنتج ويتأكد من أن إعداد الحساسية هو المعتمد من ضمان الجودة؛ وتُقفل الإعدادات ولا يغيرها إلا الأشخاص المفوضون.</w:t>
-      </w:r>
-    </w:p>
-    <w:p>
-      <w:pPr>
-        <w:pStyle w:val="ListeParagraf"/>
-        <w:bidi/>
-        <w:spacing w:after="80"/>
-        <w:ind w:left="0" w:right="709"/>
-        <w:jc w:val="both"/>
-      </w:pPr>
-      <w:r>
-        <w:rPr>
-          <w:rFonts w:ascii="Calibri" w:hAnsi="Calibri" w:cs="Arial"/>
-          <w:rtl/>
-          <w:sz w:val="24"/>
-          <w:szCs w:val="24"/>
-        </w:rPr>
-        <w:t xml:space="preserve">1.3. يتحقق المشغل من هوية قطع الاختبار (Fe وNon-Fe وSUS) وحالتها، ويتأكد من أن صندوق الحجر فارغ ومقفل وموسوم.</w:t>
-      </w:r>
-    </w:p>
-    <w:p>
-      <w:pPr>
-        <w:pStyle w:val="ListeParagraf"/>
-        <w:bidi/>
-        <w:spacing w:after="80"/>
-        <w:ind w:left="0" w:right="709"/>
-        <w:jc w:val="both"/>
-      </w:pPr>
-      <w:r>
-        <w:rPr>
-          <w:rFonts w:ascii="Calibri" w:hAnsi="Calibri" w:cs="Arial"/>
-          <w:rtl/>
-          <w:sz w:val="24"/>
-          <w:szCs w:val="24"/>
-        </w:rPr>
-        <w:t xml:space="preserve">1.4. لا يُستخدم الكاشف المعطل أو الذي لا يحمل معايرة سارية أو الذي تضررت قطعة اختباره إلى أن يُصلح العطل.</w:t>
-      </w:r>
-    </w:p>
-    <w:p>
-      <w:pPr>
-        <w:pStyle w:val="ListeParagraf"/>
-        <w:bidi/>
-        <w:spacing w:after="80"/>
-        <w:ind w:left="0" w:right="709"/>
-        <w:jc w:val="both"/>
-      </w:pPr>
-    </w:p>
-    <w:p>
-      <w:pPr>
-        <w:pStyle w:val="ListeParagraf"/>
-        <w:bidi/>
-        <w:spacing w:before="120" w:after="60"/>
-        <w:ind w:left="0" w:right="709"/>
-      </w:pPr>
-      <w:r>
-        <w:rPr>
-          <w:rFonts w:ascii="Calibri" w:hAnsi="Calibri" w:cs="Arial"/>
-          <w:b/>
-          <w:bCs/>
-          <w:rtl/>
-          <w:sz w:val="24"/>
-          <w:szCs w:val="24"/>
-        </w:rPr>
-        <w:t xml:space="preserve">2. اختبار الحساسية</w:t>
-      </w:r>
-    </w:p>
-    <w:p>
-      <w:pPr>
-        <w:pStyle w:val="ListeParagraf"/>
-        <w:bidi/>
-        <w:spacing w:after="80"/>
-        <w:ind w:left="0" w:right="709"/>
-        <w:jc w:val="both"/>
-      </w:pPr>
-      <w:r>
-        <w:rPr>
-          <w:rFonts w:ascii="Calibri" w:hAnsi="Calibri" w:cs="Arial"/>
-          <w:rtl/>
-          <w:sz w:val="24"/>
-          <w:szCs w:val="24"/>
-        </w:rPr>
-        <w:t xml:space="preserve">2.1. في بداية كل وردية وبعد أي تغيير للبرنامج وبعد أي إصلاح وكل ساعتين على الأقل أثناء التشغيل، تُمرر كل قطعة اختبار عبر الكاشف داخل المنتج وفي منتصف الفتحة وعلى حوافها.</w:t>
-      </w:r>
-    </w:p>
-    <w:p>
-      <w:pPr>
-        <w:pStyle w:val="ListeParagraf"/>
-        <w:bidi/>
-        <w:spacing w:after="80"/>
-        <w:ind w:left="0" w:right="709"/>
-        <w:jc w:val="both"/>
-      </w:pPr>
-      <w:r>
-        <w:rPr>
-          <w:rFonts w:ascii="Calibri" w:hAnsi="Calibri" w:cs="Arial"/>
-          <w:rtl/>
-          <w:sz w:val="24"/>
-          <w:szCs w:val="24"/>
-        </w:rPr>
-        <w:t xml:space="preserve">2.2. يجب كشف كل قطعة اختبار ورفض المنتج بواسطة آلية الرفض؛ ومن الأمثلة المعتادة Fe 1.2 مم وNon-Fe 1.5 مم وSUS 2.0 مم، وتتبع الأحجام الفعلية مواصفات العميل وسياسة الشركة.</w:t>
-      </w:r>
-    </w:p>
-    <w:p>
-      <w:pPr>
-        <w:pStyle w:val="ListeParagraf"/>
-        <w:bidi/>
-        <w:spacing w:after="80"/>
-        <w:ind w:left="0" w:right="709"/>
-        <w:jc w:val="both"/>
-      </w:pPr>
-      <w:r>
-        <w:rPr>
-          <w:rFonts w:ascii="Calibri" w:hAnsi="Calibri" w:cs="Arial"/>
-          <w:rtl/>
-          <w:sz w:val="24"/>
-          <w:szCs w:val="24"/>
-        </w:rPr>
-        <w:t xml:space="preserve">2.3. يسجل المشغل نتيجة كل قطعة اختبار والوقت والاسم في تقرير المعايرة اليومي لكاشف المعادن (EMS.QA.FRM.03.07)، ويوقع عليه مراقب الجودة النهائي.</w:t>
-      </w:r>
-    </w:p>
-    <w:p>
-      <w:pPr>
-        <w:pStyle w:val="ListeParagraf"/>
-        <w:bidi/>
-        <w:spacing w:after="80"/>
-        <w:ind w:left="0" w:right="709"/>
-        <w:jc w:val="both"/>
-      </w:pPr>
-      <w:r>
-        <w:rPr>
-          <w:rFonts w:ascii="Calibri" w:hAnsi="Calibri" w:cs="Arial"/>
-          <w:rtl/>
-          <w:sz w:val="24"/>
-          <w:szCs w:val="24"/>
-        </w:rPr>
-        <w:t xml:space="preserve">2.4. إذا لم تُكشف أي قطعة اختبار، يُوقف الكاشف ويوسم بأنه خارج الخدمة ويُبلَّغ قسم الصيانة وضمان الجودة؛ ولا يُستخدم الكاشف مجددًا إلا بعد التصحيح ونجاح إعادة الاختبار.</w:t>
-      </w:r>
-    </w:p>
-    <w:p>
-      <w:pPr>
-        <w:pStyle w:val="ListeParagraf"/>
-        <w:bidi/>
-        <w:spacing w:after="80"/>
-        <w:ind w:left="0" w:right="709"/>
-        <w:jc w:val="both"/>
-      </w:pPr>
-      <w:r>
-        <w:rPr>
-          <w:rFonts w:ascii="Calibri" w:hAnsi="Calibri" w:cs="Arial"/>
-          <w:rtl/>
-          <w:sz w:val="24"/>
-          <w:szCs w:val="24"/>
-        </w:rPr>
-        <w:t xml:space="preserve">2.5. تُحجر جميع المنتجات التي مرت منذ آخر اختبار ناجح وتُمرر مرة أخرى عبر كاشف تم التحقق منه.</w:t>
-      </w:r>
-    </w:p>
-    <w:p>
-      <w:pPr>
-        <w:pStyle w:val="ListeParagraf"/>
-        <w:bidi/>
-        <w:spacing w:after="80"/>
-        <w:ind w:left="0" w:right="709"/>
-        <w:jc w:val="both"/>
-      </w:pPr>
-    </w:p>
-    <w:p>
-      <w:pPr>
-        <w:pStyle w:val="ListeParagraf"/>
-        <w:bidi/>
-        <w:spacing w:before="120" w:after="60"/>
-        <w:ind w:left="0" w:right="709"/>
-      </w:pPr>
-      <w:r>
-        <w:rPr>
-          <w:rFonts w:ascii="Calibri" w:hAnsi="Calibri" w:cs="Arial"/>
-          <w:b/>
-          <w:bCs/>
-          <w:rtl/>
-          <w:sz w:val="24"/>
-          <w:szCs w:val="24"/>
-        </w:rPr>
-        <w:t xml:space="preserve">3. تمرير المنتجات</w:t>
-      </w:r>
-    </w:p>
-    <w:p>
-      <w:pPr>
-        <w:pStyle w:val="ListeParagraf"/>
-        <w:bidi/>
-        <w:spacing w:after="80"/>
-        <w:ind w:left="0" w:right="709"/>
-        <w:jc w:val="both"/>
-      </w:pPr>
-      <w:r>
-        <w:rPr>
-          <w:rFonts w:ascii="Calibri" w:hAnsi="Calibri" w:cs="Arial"/>
-          <w:rtl/>
-          <w:sz w:val="24"/>
-          <w:szCs w:val="24"/>
-        </w:rPr>
-        <w:t xml:space="preserve">3.1. يُمرر كل منتج (100 بالمئة) عبر الكاشف بعد الفحص النهائي وقبل التعبئة، أو عند النقطة المذكورة في مواصفات العميل، وبالوضعية المحددة للمنتج.</w:t>
-      </w:r>
-    </w:p>
-    <w:p>
-      <w:pPr>
-        <w:pStyle w:val="ListeParagraf"/>
-        <w:bidi/>
-        <w:spacing w:after="80"/>
-        <w:ind w:left="0" w:right="709"/>
-        <w:jc w:val="both"/>
-      </w:pPr>
-      <w:r>
-        <w:rPr>
-          <w:rFonts w:ascii="Calibri" w:hAnsi="Calibri" w:cs="Arial"/>
-          <w:rtl/>
-          <w:sz w:val="24"/>
-          <w:szCs w:val="24"/>
-        </w:rPr>
-        <w:t xml:space="preserve">3.2. لا تُكدَّس المنتجات ولا يُركَّب بعضها فوق بعض على الناقل، وتُعالج الإكسسوارات المعدنية التي تشكل جزءًا من المنتج وفق مواصفات المنتج ومتطلبات العميل.</w:t>
-      </w:r>
-    </w:p>
-    <w:p>
-      <w:pPr>
-        <w:pStyle w:val="ListeParagraf"/>
-        <w:bidi/>
-        <w:spacing w:after="80"/>
-        <w:ind w:left="0" w:right="709"/>
-        <w:jc w:val="both"/>
-      </w:pPr>
-      <w:r>
-        <w:rPr>
-          <w:rFonts w:ascii="Calibri" w:hAnsi="Calibri" w:cs="Arial"/>
-          <w:rtl/>
-          <w:sz w:val="24"/>
-          <w:szCs w:val="24"/>
-        </w:rPr>
-        <w:t xml:space="preserve">3.3. يسجل المشغل الدفعة والكمية الممررة والكمية المرفوضة في سجل الدفعة، ويُقارن عداد الكاشف بالكمية المعبأة.</w:t>
-      </w:r>
-    </w:p>
-    <w:p>
-      <w:pPr>
-        <w:pStyle w:val="ListeParagraf"/>
-        <w:bidi/>
-        <w:spacing w:after="80"/>
-        <w:ind w:left="0" w:right="709"/>
-        <w:jc w:val="both"/>
-      </w:pPr>
-      <w:r>
-        <w:rPr>
-          <w:rFonts w:ascii="Calibri" w:hAnsi="Calibri" w:cs="Arial"/>
-          <w:rtl/>
-          <w:sz w:val="24"/>
-          <w:szCs w:val="24"/>
-        </w:rPr>
-        <w:t xml:space="preserve">3.4. لا يتجاوز أي شخص الكاشف ولا يوقف آلية الرفض ولا يغير الحساسية أثناء التشغيل.</w:t>
-      </w:r>
-    </w:p>
-    <w:p>
-      <w:pPr>
-        <w:pStyle w:val="ListeParagraf"/>
-        <w:bidi/>
-        <w:spacing w:after="80"/>
-        <w:ind w:left="0" w:right="709"/>
-        <w:jc w:val="both"/>
-      </w:pPr>
-    </w:p>
-    <w:p>
-      <w:pPr>
-        <w:pStyle w:val="ListeParagraf"/>
-        <w:bidi/>
-        <w:spacing w:before="120" w:after="60"/>
-        <w:ind w:left="0" w:right="709"/>
-      </w:pPr>
-      <w:r>
-        <w:rPr>
-          <w:rFonts w:ascii="Calibri" w:hAnsi="Calibri" w:cs="Arial"/>
-          <w:b/>
-          <w:bCs/>
-          <w:rtl/>
-          <w:sz w:val="24"/>
-          <w:szCs w:val="24"/>
-        </w:rPr>
-        <w:t xml:space="preserve">4. التعامل مع منتجات الإنذار</w:t>
-      </w:r>
-    </w:p>
-    <w:p>
-      <w:pPr>
-        <w:pStyle w:val="ListeParagraf"/>
-        <w:bidi/>
-        <w:spacing w:after="80"/>
-        <w:ind w:left="0" w:right="709"/>
-        <w:jc w:val="both"/>
-      </w:pPr>
-      <w:r>
-        <w:rPr>
-          <w:rFonts w:ascii="Calibri" w:hAnsi="Calibri" w:cs="Arial"/>
-          <w:rtl/>
-          <w:sz w:val="24"/>
-          <w:szCs w:val="24"/>
-        </w:rPr>
-        <w:t xml:space="preserve">4.1. يُعزل فورًا المنتج الذي يُصدر إنذارًا ويوضع في صندوق الحجر المقفل ويُدرج في نموذج سجل صندوق حجر كاشف المعادن (EMS.QA.FRM.03.06).</w:t>
-      </w:r>
-    </w:p>
-    <w:p>
-      <w:pPr>
-        <w:pStyle w:val="ListeParagraf"/>
-        <w:bidi/>
-        <w:spacing w:after="80"/>
-        <w:ind w:left="0" w:right="709"/>
-        <w:jc w:val="both"/>
-      </w:pPr>
-      <w:r>
-        <w:rPr>
-          <w:rFonts w:ascii="Calibri" w:hAnsi="Calibri" w:cs="Arial"/>
-          <w:rtl/>
-          <w:sz w:val="24"/>
-          <w:szCs w:val="24"/>
-        </w:rPr>
-        <w:t xml:space="preserve">4.2. يفحص مراقب الجودة النهائي والمشغل المنتج معًا، ويُبحث عن مصدر المعدن، مثل جزء إبرة أو دبوس أو دبّاسة أو جزء سحّاب أو برشام أو تلوث من العملية.</w:t>
-      </w:r>
-    </w:p>
-    <w:p>
-      <w:pPr>
-        <w:pStyle w:val="ListeParagraf"/>
-        <w:bidi/>
-        <w:spacing w:after="80"/>
-        <w:ind w:left="0" w:right="709"/>
-        <w:jc w:val="both"/>
-      </w:pPr>
-      <w:r>
-        <w:rPr>
-          <w:rFonts w:ascii="Calibri" w:hAnsi="Calibri" w:cs="Arial"/>
-          <w:rtl/>
-          <w:sz w:val="24"/>
-          <w:szCs w:val="24"/>
-        </w:rPr>
-        <w:t xml:space="preserve">4.3. إذا عُثر على مصدر المعدن وأُزيل، يُمرر المنتج مرة أخرى؛ وإذا كان نظيفًا يُفرج عنه، ويُسجل ما تم العثور عليه.</w:t>
-      </w:r>
-    </w:p>
-    <w:p>
-      <w:pPr>
-        <w:pStyle w:val="ListeParagraf"/>
-        <w:bidi/>
-        <w:spacing w:after="80"/>
-        <w:ind w:left="0" w:right="709"/>
-        <w:jc w:val="both"/>
-      </w:pPr>
-      <w:r>
-        <w:rPr>
-          <w:rFonts w:ascii="Calibri" w:hAnsi="Calibri" w:cs="Arial"/>
-          <w:rtl/>
-          <w:sz w:val="24"/>
-          <w:szCs w:val="24"/>
-        </w:rPr>
-        <w:t xml:space="preserve">4.4. إذا عُثر على جزء إبرة، يُقارن بسجل الإبر المكسورة ويُحصر عدد الإبر المفقودة وتُطبق تعليمات استبدال الإبرة المكسورة (EMS.QA.TL.02.02).</w:t>
-      </w:r>
-    </w:p>
-    <w:p>
-      <w:pPr>
-        <w:pStyle w:val="ListeParagraf"/>
-        <w:bidi/>
-        <w:spacing w:after="80"/>
-        <w:ind w:left="0" w:right="709"/>
-        <w:jc w:val="both"/>
-      </w:pPr>
-      <w:r>
-        <w:rPr>
-          <w:rFonts w:ascii="Calibri" w:hAnsi="Calibri" w:cs="Arial"/>
-          <w:rtl/>
-          <w:sz w:val="24"/>
-          <w:szCs w:val="24"/>
-        </w:rPr>
-        <w:t xml:space="preserve">4.5. إذا تعذر العثور على مصدر المعدن أو إزالته، يُتلف المنتج أو يُرفض ويُسجل كفاقد؛ ولا يُفرج عنه أبدًا.</w:t>
-      </w:r>
-    </w:p>
-    <w:p>
-      <w:pPr>
-        <w:pStyle w:val="ListeParagraf"/>
-        <w:bidi/>
-        <w:spacing w:after="80"/>
-        <w:ind w:left="0" w:right="709"/>
-        <w:jc w:val="both"/>
-      </w:pPr>
-      <w:r>
-        <w:rPr>
-          <w:rFonts w:ascii="Calibri" w:hAnsi="Calibri" w:cs="Arial"/>
-          <w:rtl/>
-          <w:sz w:val="24"/>
-          <w:szCs w:val="24"/>
-        </w:rPr>
-        <w:t xml:space="preserve">4.6. إذا ظهر أكثر من إنذار في الدفعة نفسها، تُحتجز الدفعة كلها ويبدأ إعادة الفحص بنسبة 100 بالمئة.</w:t>
-      </w:r>
-    </w:p>
-    <w:p>
-      <w:pPr>
-        <w:pStyle w:val="ListeParagraf"/>
-        <w:bidi/>
-        <w:spacing w:after="80"/>
-        <w:ind w:left="0" w:right="709"/>
-        <w:jc w:val="both"/>
-      </w:pPr>
-    </w:p>
-    <w:p>
-      <w:pPr>
-        <w:pStyle w:val="ListeParagraf"/>
-        <w:bidi/>
-        <w:spacing w:before="120" w:after="60"/>
-        <w:ind w:left="0" w:right="709"/>
-      </w:pPr>
-      <w:r>
-        <w:rPr>
-          <w:rFonts w:ascii="Calibri" w:hAnsi="Calibri" w:cs="Arial"/>
-          <w:b/>
-          <w:bCs/>
-          <w:rtl/>
-          <w:sz w:val="24"/>
-          <w:szCs w:val="24"/>
-        </w:rPr>
-        <w:t xml:space="preserve">5. ضبط المنطقة الخالية من المعادن</w:t>
-      </w:r>
-    </w:p>
-    <w:p>
-      <w:pPr>
-        <w:pStyle w:val="ListeParagraf"/>
-        <w:bidi/>
-        <w:spacing w:after="80"/>
-        <w:ind w:left="0" w:right="709"/>
-        <w:jc w:val="both"/>
-      </w:pPr>
-      <w:r>
-        <w:rPr>
-          <w:rFonts w:ascii="Calibri" w:hAnsi="Calibri" w:cs="Arial"/>
-          <w:rtl/>
-          <w:sz w:val="24"/>
-          <w:szCs w:val="24"/>
-        </w:rPr>
-        <w:t xml:space="preserve">5.1. يُفحص الداخلون إلى المنطقة الخالية من المعادن للتحقق من الأغراض المعدنية الشخصية (المجوهرات والدبابيس والمفاتيح) ويُملأ نموذج دخول وخروج المنطقة الخالية من المعادن (EMS.QA.FRM.03.09).</w:t>
-      </w:r>
-    </w:p>
-    <w:p>
-      <w:pPr>
-        <w:pStyle w:val="ListeParagraf"/>
-        <w:bidi/>
-        <w:spacing w:after="80"/>
-        <w:ind w:left="0" w:right="709"/>
-        <w:jc w:val="both"/>
-      </w:pPr>
-      <w:r>
-        <w:rPr>
-          <w:rFonts w:ascii="Calibri" w:hAnsi="Calibri" w:cs="Arial"/>
-          <w:rtl/>
-          <w:sz w:val="24"/>
-          <w:szCs w:val="24"/>
-        </w:rPr>
-        <w:t xml:space="preserve">5.2. تُسلَّم الإبر والمقصات وأدوات القطع في المنطقة بتوقيع وتُعد في نهاية الوردية.</w:t>
-      </w:r>
-    </w:p>
-    <w:p>
-      <w:pPr>
-        <w:pStyle w:val="ListeParagraf"/>
-        <w:bidi/>
-        <w:spacing w:after="80"/>
-        <w:ind w:left="0" w:right="709"/>
-        <w:jc w:val="both"/>
-      </w:pPr>
-      <w:r>
-        <w:rPr>
-          <w:rFonts w:ascii="Calibri" w:hAnsi="Calibri" w:cs="Arial"/>
-          <w:rtl/>
-          <w:sz w:val="24"/>
-          <w:szCs w:val="24"/>
-        </w:rPr>
-        <w:t xml:space="preserve">5.3. يوقف أي نقص في الأدوات أو أي جزء إبرة مفقود الخط إلى أن يُعثر عليه ويُسجل.</w:t>
-      </w:r>
-    </w:p>
-    <w:p>
-      <w:pPr>
-        <w:pStyle w:val="ListeParagraf"/>
-        <w:bidi/>
-        <w:spacing w:after="80"/>
-        <w:ind w:left="0" w:right="709"/>
-        <w:jc w:val="both"/>
-      </w:pPr>
-    </w:p>
-    <w:p>
-      <w:pPr>
-        <w:pStyle w:val="ListeParagraf"/>
-        <w:bidi/>
-        <w:spacing w:before="120" w:after="60"/>
-        <w:ind w:left="0" w:right="709"/>
-      </w:pPr>
-      <w:r>
-        <w:rPr>
-          <w:rFonts w:ascii="Calibri" w:hAnsi="Calibri" w:cs="Arial"/>
-          <w:b/>
-          <w:bCs/>
-          <w:rtl/>
-          <w:sz w:val="24"/>
-          <w:szCs w:val="24"/>
-        </w:rPr>
-        <w:t xml:space="preserve">6. عدم المطابقة والإجراء التصحيحي والوقائي</w:t>
-      </w:r>
-    </w:p>
-    <w:p>
-      <w:pPr>
-        <w:pStyle w:val="ListeParagraf"/>
-        <w:bidi/>
-        <w:spacing w:after="80"/>
-        <w:ind w:left="0" w:right="709"/>
-        <w:jc w:val="both"/>
-      </w:pPr>
-      <w:r>
-        <w:rPr>
-          <w:rFonts w:ascii="Calibri" w:hAnsi="Calibri" w:cs="Arial"/>
-          <w:rtl/>
-          <w:sz w:val="24"/>
-          <w:szCs w:val="24"/>
-        </w:rPr>
-        <w:t xml:space="preserve">6.1. عند فشل اختبار الحساسية أو ظهور إنذار على دفعة أُفرج عنها أو غياب سجل أو بلاغ العميل عن وجود معدن، تُحظر المنتجات المتأثرة ويُوقف الشحن ويُبلَّغ ضمان الجودة في اليوم نفسه.</w:t>
-      </w:r>
-    </w:p>
-    <w:p>
-      <w:pPr>
-        <w:pStyle w:val="ListeParagraf"/>
-        <w:bidi/>
-        <w:spacing w:after="80"/>
-        <w:ind w:left="0" w:right="709"/>
-        <w:jc w:val="both"/>
-      </w:pPr>
-      <w:r>
-        <w:rPr>
-          <w:rFonts w:ascii="Calibri" w:hAnsi="Calibri" w:cs="Arial"/>
-          <w:rtl/>
-          <w:sz w:val="24"/>
-          <w:szCs w:val="24"/>
-        </w:rPr>
-        <w:t xml:space="preserve">6.2. يبدأ تحليل السبب الجذري (لماذا الخمسة أو مخطط عظمة السمكة) خلال 24 ساعة، ويُفتح إجراء تصحيحي ووقائي (CAPA) مع مسؤول وتاريخ استحقاق.</w:t>
-      </w:r>
-    </w:p>
-    <w:p>
-      <w:pPr>
-        <w:pStyle w:val="ListeParagraf"/>
-        <w:bidi/>
-        <w:spacing w:after="80"/>
-        <w:ind w:left="0" w:right="709"/>
-        <w:jc w:val="both"/>
-      </w:pPr>
-      <w:r>
-        <w:rPr>
-          <w:rFonts w:ascii="Calibri" w:hAnsi="Calibri" w:cs="Arial"/>
-          <w:rtl/>
-          <w:sz w:val="24"/>
-          <w:szCs w:val="24"/>
-        </w:rPr>
-        <w:t xml:space="preserve">6.3. لا يُغلق الإجراء التصحيحي والوقائي إلا بإثبات نجاح إعادة الاختبار ونتائج مرضية في ثلاث دفعات متتالية.</w:t>
-      </w:r>
-    </w:p>
-    <w:p>
-      <w:pPr>
-        <w:pStyle w:val="ListeParagraf"/>
-        <w:bidi/>
-        <w:spacing w:after="80"/>
-        <w:ind w:left="0" w:right="709"/>
-        <w:jc w:val="both"/>
-      </w:pPr>
-    </w:p>
-    <w:p>
-      <w:pPr>
-        <w:pStyle w:val="ListeParagraf"/>
-        <w:bidi/>
-        <w:spacing w:before="120" w:after="60"/>
-        <w:ind w:left="0" w:right="709"/>
-      </w:pPr>
-      <w:r>
-        <w:rPr>
-          <w:rFonts w:ascii="Calibri" w:hAnsi="Calibri" w:cs="Arial"/>
-          <w:b/>
-          <w:bCs/>
-          <w:rtl/>
-          <w:sz w:val="24"/>
-          <w:szCs w:val="24"/>
-        </w:rPr>
-        <w:t xml:space="preserve">7. السلامة</w:t>
-      </w:r>
-    </w:p>
-    <w:p>
-      <w:pPr>
-        <w:pStyle w:val="ListeParagraf"/>
-        <w:bidi/>
-        <w:spacing w:after="80"/>
-        <w:ind w:left="0" w:right="709"/>
-        <w:jc w:val="both"/>
-      </w:pPr>
-      <w:r>
-        <w:rPr>
-          <w:rFonts w:ascii="Calibri" w:hAnsi="Calibri" w:cs="Arial"/>
-          <w:rtl/>
-          <w:sz w:val="24"/>
-          <w:szCs w:val="24"/>
-        </w:rPr>
-        <w:t xml:space="preserve">7.1. قبل التنظيف أو الصيانة يُعزل الكاشف والناقل عن مصدر الطاقة (القفل والوسم LOTO) وتُحمى الأجزاء المتحركة.</w:t>
-      </w:r>
-    </w:p>
-    <w:p>
-      <w:pPr>
-        <w:pStyle w:val="ListeParagraf"/>
-        <w:bidi/>
-        <w:spacing w:after="80"/>
-        <w:ind w:left="0" w:right="709"/>
-        <w:jc w:val="both"/>
-      </w:pPr>
-      <w:r>
-        <w:rPr>
-          <w:rFonts w:ascii="Calibri" w:hAnsi="Calibri" w:cs="Arial"/>
-          <w:rtl/>
-          <w:sz w:val="24"/>
-          <w:szCs w:val="24"/>
-        </w:rPr>
-        <w:t xml:space="preserve">7.2. يرتدي المشغلون معدات الوقاية الشخصية المحددة للمنطقة، ويُبقى زر الإيقاف الطارئ للناقل في متناول اليد.</w:t>
-      </w:r>
-    </w:p>
-    <w:p>
-      <w:pPr>
-        <w:pStyle w:val="ListeParagraf"/>
-        <w:bidi/>
-        <w:spacing w:after="80"/>
-        <w:ind w:left="0" w:right="709"/>
-        <w:jc w:val="both"/>
-      </w:pPr>
-    </w:p>
-    <w:p>
-      <w:pPr>
-        <w:pStyle w:val="ListeParagraf"/>
-        <w:bidi/>
-        <w:spacing w:before="120" w:after="60"/>
-        <w:ind w:left="0" w:right="709"/>
-      </w:pPr>
-      <w:r>
-        <w:rPr>
-          <w:rFonts w:ascii="Calibri" w:hAnsi="Calibri" w:cs="Arial"/>
-          <w:b/>
-          <w:bCs/>
-          <w:rtl/>
-          <w:sz w:val="24"/>
-          <w:szCs w:val="24"/>
-        </w:rPr>
-        <w:t xml:space="preserve">8. الوثائق والسجلات ذات الصلة</w:t>
+        <w:t xml:space="preserve">EMS.QA.PRO.02.14. Final Inspection and Release Procedure</w:t>
       </w:r>
     </w:p>
     <w:p>
@@ -2712,18 +1358,16 @@
           <w:ilvl w:val="0"/>
           <w:numId w:val="1"/>
         </w:numPr>
-        <w:bidi/>
         <w:spacing w:after="60"/>
         <w:jc w:val="both"/>
       </w:pPr>
       <w:r>
         <w:rPr>
           <w:rFonts w:ascii="Calibri" w:hAnsi="Calibri" w:cs="Arial"/>
-          <w:rtl/>
-          <w:sz w:val="24"/>
-          <w:szCs w:val="24"/>
-        </w:rPr>
-        <w:t xml:space="preserve">EMS.QA.PRO.02.07. Needle and Sharp Tools Control Procedure</w:t>
+          <w:sz w:val="24"/>
+          <w:szCs w:val="24"/>
+        </w:rPr>
+        <w:t xml:space="preserve">EMS.QA.PRO.02.08. Traceability and Product Recall Procedure</w:t>
       </w:r>
     </w:p>
     <w:p>
@@ -2733,18 +1377,16 @@
           <w:ilvl w:val="0"/>
           <w:numId w:val="1"/>
         </w:numPr>
-        <w:bidi/>
         <w:spacing w:after="60"/>
         <w:jc w:val="both"/>
       </w:pPr>
       <w:r>
         <w:rPr>
           <w:rFonts w:ascii="Calibri" w:hAnsi="Calibri" w:cs="Arial"/>
-          <w:rtl/>
-          <w:sz w:val="24"/>
-          <w:szCs w:val="24"/>
-        </w:rPr>
-        <w:t xml:space="preserve">EMS.QA.TL.02.02. Broken Needle Replacement Instruction</w:t>
+          <w:sz w:val="24"/>
+          <w:szCs w:val="24"/>
+        </w:rPr>
+        <w:t xml:space="preserve">EMS.QA.POL.02.01. Product Safety Policy</w:t>
       </w:r>
     </w:p>
     <w:p>
@@ -2754,18 +1396,16 @@
           <w:ilvl w:val="0"/>
           <w:numId w:val="1"/>
         </w:numPr>
-        <w:bidi/>
         <w:spacing w:after="60"/>
         <w:jc w:val="both"/>
       </w:pPr>
       <w:r>
         <w:rPr>
           <w:rFonts w:ascii="Calibri" w:hAnsi="Calibri" w:cs="Arial"/>
-          <w:rtl/>
-          <w:sz w:val="24"/>
-          <w:szCs w:val="24"/>
-        </w:rPr>
-        <w:t xml:space="preserve">EMS.QA.PRO.02.09. Quality Inspection Procedure (Incoming, In-Line, Final AQL)</w:t>
+          <w:sz w:val="24"/>
+          <w:szCs w:val="24"/>
+        </w:rPr>
+        <w:t xml:space="preserve">EMS.LB.PRO.09.02. Calibration of Measuring Equipment Procedure</w:t>
       </w:r>
     </w:p>
     <w:p>
@@ -2775,18 +1415,1404 @@
           <w:ilvl w:val="0"/>
           <w:numId w:val="1"/>
         </w:numPr>
-        <w:bidi/>
         <w:spacing w:after="60"/>
         <w:jc w:val="both"/>
       </w:pPr>
       <w:r>
         <w:rPr>
           <w:rFonts w:ascii="Calibri" w:hAnsi="Calibri" w:cs="Arial"/>
-          <w:rtl/>
-          <w:sz w:val="24"/>
-          <w:szCs w:val="24"/>
-        </w:rPr>
-        <w:t xml:space="preserve">EMS.QA.PRO.02.08. Traceability and Product Recall Procedure</w:t>
+          <w:sz w:val="24"/>
+          <w:szCs w:val="24"/>
+        </w:rPr>
+        <w:t xml:space="preserve">EMS.QA.FRM.03.07 Metal Detector Daily Calibration Report; EMS.QA.FRM.03.06 Metal Detector Quarantine Box Record Form; EMS.QA.FRM.03.09 Metal-Free Zone Entry-Exit Form</w:t>
+      </w:r>
+    </w:p>
+    <w:p>
+      <w:pPr>
+        <w:pStyle w:val="ListeParagraf"/>
+        <w:spacing w:after="80"/>
+        <w:ind w:left="709" w:right="0"/>
+        <w:jc w:val="both"/>
+      </w:pPr>
+    </w:p>
+    <w:p>
+      <w:pPr>
+        <w:pStyle w:val="ListeParagraf"/>
+        <w:spacing w:before="120" w:after="60"/>
+        <w:ind w:left="709" w:right="0"/>
+      </w:pPr>
+      <w:r>
+        <w:rPr>
+          <w:rFonts w:ascii="Calibri" w:hAnsi="Calibri" w:cs="Arial"/>
+          <w:b/>
+          <w:bCs/>
+          <w:sz w:val="24"/>
+          <w:szCs w:val="24"/>
+        </w:rPr>
+        <w:t xml:space="preserve">9. FEEDBACK AND MONITORING</w:t>
+      </w:r>
+    </w:p>
+    <w:p>
+      <w:pPr>
+        <w:pStyle w:val="ListeParagraf"/>
+        <w:spacing w:after="80"/>
+        <w:ind w:left="709" w:right="0"/>
+        <w:jc w:val="both"/>
+      </w:pPr>
+      <w:r>
+        <w:rPr>
+          <w:rFonts w:ascii="Calibri" w:hAnsi="Calibri" w:cs="Arial"/>
+          <w:sz w:val="24"/>
+          <w:szCs w:val="24"/>
+        </w:rPr>
+        <w:t xml:space="preserve">Quality Assurance reviews the daily calibration reports weekly and monitors every month the days without a completed test (target: zero), the number of alarms and their causes, the percentage of products passed (target 100 percent) and any metal finding reported by customers (target: zero). The results are reported to the management review. This instruction is reviewed every year or after any incident, detector change or customer requirement change. Limits are defined in the customer specification and company policy.</w:t>
+      </w:r>
+    </w:p>
+    <w:p>
+      <w:r>
+        <w:br w:type="page"/>
+      </w:r>
+    </w:p>
+    <w:p>
+      <w:pPr>
+        <w:pStyle w:val="ListeParagraf"/>
+        <w:bidi/>
+        <w:spacing w:before="120" w:after="60"/>
+        <w:ind w:left="0" w:right="709"/>
+      </w:pPr>
+      <w:r>
+        <w:rPr>
+          <w:rFonts w:ascii="Calibri" w:hAnsi="Calibri" w:cs="Arial"/>
+          <w:b/>
+          <w:bCs/>
+          <w:rtl/>
+          <w:sz w:val="24"/>
+          <w:szCs w:val="24"/>
+        </w:rPr>
+        <w:t xml:space="preserve">الغرض</w:t>
+      </w:r>
+    </w:p>
+    <w:p>
+      <w:pPr>
+        <w:pStyle w:val="ListeParagraf"/>
+        <w:bidi/>
+        <w:spacing w:after="80"/>
+        <w:ind w:left="0" w:right="709"/>
+        <w:jc w:val="both"/>
+      </w:pPr>
+      <w:r>
+        <w:rPr>
+          <w:rFonts w:ascii="Calibri" w:hAnsi="Calibri" w:cs="Arial"/>
+          <w:rtl/>
+          <w:sz w:val="24"/>
+          <w:szCs w:val="24"/>
+        </w:rPr>
+        <w:t xml:space="preserve">تصف تعليمات العمل هذه كيفية تجهيز كاشف المعادن واختباره وتشغيله وتسجيل نتائجه، وكيفية التعامل مع المنتجات التي تُصدر إنذار معدن، وذلك لضمان ألا يصل أي تلوث معدني أو جزء من إبرة مكسورة إلى العميل، وأن تكون حساسية الكاشف مثبتة وقابلة للتتبع في شركة إيروغلو للتريكو (EMS). وكشف المعادن هو الخطوة 4 من تدفق القسم في EMS.ÜR.PRO.05.10: يُجرى بعد الكي والفحص البصري وقبل التغليف، وترد القواعد الإدارية في EMS.QA.PRO.02.05.</w:t>
+      </w:r>
+    </w:p>
+    <w:p>
+      <w:pPr>
+        <w:pStyle w:val="ListeParagraf"/>
+        <w:bidi/>
+        <w:spacing w:after="80"/>
+        <w:ind w:left="0" w:right="709"/>
+        <w:jc w:val="both"/>
+      </w:pPr>
+    </w:p>
+    <w:p>
+      <w:pPr>
+        <w:pStyle w:val="ListeParagraf"/>
+        <w:bidi/>
+        <w:spacing w:before="120" w:after="60"/>
+        <w:ind w:left="0" w:right="709"/>
+      </w:pPr>
+      <w:r>
+        <w:rPr>
+          <w:rFonts w:ascii="Calibri" w:hAnsi="Calibri" w:cs="Arial"/>
+          <w:b/>
+          <w:bCs/>
+          <w:rtl/>
+          <w:sz w:val="24"/>
+          <w:szCs w:val="24"/>
+        </w:rPr>
+        <w:t xml:space="preserve">النطاق</w:t>
+      </w:r>
+    </w:p>
+    <w:p>
+      <w:pPr>
+        <w:pStyle w:val="ListeParagraf"/>
+        <w:bidi/>
+        <w:spacing w:after="80"/>
+        <w:ind w:left="0" w:right="709"/>
+        <w:jc w:val="both"/>
+      </w:pPr>
+      <w:r>
+        <w:rPr>
+          <w:rFonts w:ascii="Calibri" w:hAnsi="Calibri" w:cs="Arial"/>
+          <w:rtl/>
+          <w:sz w:val="24"/>
+          <w:szCs w:val="24"/>
+        </w:rPr>
+        <w:t xml:space="preserve">تنطبق هذه التعليمات على جميع كواشف المعادن المستخدمة للملابس الجاهزة والمنتجات المعبأة في منطقة الكي والمراقبة النهائية والتعبئة، وعلى مشغلي كاشف المعادن ومراقبي الجودة وموظفي الصيانة، وعلى قطع الاختبار وصندوق الحجر وسجلات المنطقة الخالية من المعادن المرتبطة بعملية الكشف.</w:t>
+      </w:r>
+    </w:p>
+    <w:p>
+      <w:pPr>
+        <w:pStyle w:val="ListeParagraf"/>
+        <w:bidi/>
+        <w:spacing w:after="80"/>
+        <w:ind w:left="0" w:right="709"/>
+        <w:jc w:val="both"/>
+      </w:pPr>
+    </w:p>
+    <w:p>
+      <w:pPr>
+        <w:pStyle w:val="ListeParagraf"/>
+        <w:bidi/>
+        <w:spacing w:before="120" w:after="60"/>
+        <w:ind w:left="0" w:right="709"/>
+      </w:pPr>
+      <w:r>
+        <w:rPr>
+          <w:rFonts w:ascii="Calibri" w:hAnsi="Calibri" w:cs="Arial"/>
+          <w:b/>
+          <w:bCs/>
+          <w:rtl/>
+          <w:sz w:val="24"/>
+          <w:szCs w:val="24"/>
+        </w:rPr>
+        <w:t xml:space="preserve">المسؤوليات</w:t>
+      </w:r>
+    </w:p>
+    <w:p>
+      <w:pPr>
+        <w:pStyle w:val="ListeParagraf"/>
+        <w:bidi/>
+        <w:spacing w:after="80"/>
+        <w:ind w:left="0" w:right="709"/>
+        <w:jc w:val="both"/>
+      </w:pPr>
+      <w:r>
+        <w:rPr>
+          <w:rFonts w:ascii="Calibri" w:hAnsi="Calibri" w:cs="Arial"/>
+          <w:rtl/>
+          <w:sz w:val="24"/>
+          <w:szCs w:val="24"/>
+        </w:rPr>
+        <w:t xml:space="preserve">• </w:t>
+      </w:r>
+      <w:r>
+        <w:rPr>
+          <w:rFonts w:ascii="Calibri" w:hAnsi="Calibri" w:cs="Arial"/>
+          <w:b/>
+          <w:bCs/>
+          <w:rtl/>
+          <w:sz w:val="24"/>
+          <w:szCs w:val="24"/>
+        </w:rPr>
+        <w:t xml:space="preserve">مدير ضمان الجودة:</w:t>
+      </w:r>
+      <w:r>
+        <w:rPr>
+          <w:rFonts w:ascii="Calibri" w:hAnsi="Calibri" w:cs="Arial"/>
+          <w:rtl/>
+          <w:sz w:val="24"/>
+          <w:szCs w:val="24"/>
+        </w:rPr>
+        <w:t xml:space="preserve"> يملك هذه التعليمات، ويعتمد إعدادات الكاشف وأحجام قطع الاختبار، ويراجع السجلات وحالات عدم المطابقة.</w:t>
+      </w:r>
+    </w:p>
+    <w:p>
+      <w:pPr>
+        <w:pStyle w:val="ListeParagraf"/>
+        <w:bidi/>
+        <w:spacing w:after="80"/>
+        <w:ind w:left="0" w:right="709"/>
+        <w:jc w:val="both"/>
+      </w:pPr>
+      <w:r>
+        <w:rPr>
+          <w:rFonts w:ascii="Calibri" w:hAnsi="Calibri" w:cs="Arial"/>
+          <w:rtl/>
+          <w:sz w:val="24"/>
+          <w:szCs w:val="24"/>
+        </w:rPr>
+        <w:t xml:space="preserve">• </w:t>
+      </w:r>
+      <w:r>
+        <w:rPr>
+          <w:rFonts w:ascii="Calibri" w:hAnsi="Calibri" w:cs="Arial"/>
+          <w:b/>
+          <w:bCs/>
+          <w:rtl/>
+          <w:sz w:val="24"/>
+          <w:szCs w:val="24"/>
+        </w:rPr>
+        <w:t xml:space="preserve">مدير الإنتاج:</w:t>
+      </w:r>
+      <w:r>
+        <w:rPr>
+          <w:rFonts w:ascii="Calibri" w:hAnsi="Calibri" w:cs="Arial"/>
+          <w:rtl/>
+          <w:sz w:val="24"/>
+          <w:szCs w:val="24"/>
+        </w:rPr>
+        <w:t xml:space="preserve"> يضمن مرور جميع المنتجات عبر الكاشف في الخطوة 4، بعد الفحص البصري وقبل التغليف، وإيقاف الخط عند الحاجة.</w:t>
+      </w:r>
+    </w:p>
+    <w:p>
+      <w:pPr>
+        <w:pStyle w:val="ListeParagraf"/>
+        <w:bidi/>
+        <w:spacing w:after="80"/>
+        <w:ind w:left="0" w:right="709"/>
+        <w:jc w:val="both"/>
+      </w:pPr>
+      <w:r>
+        <w:rPr>
+          <w:rFonts w:ascii="Calibri" w:hAnsi="Calibri" w:cs="Arial"/>
+          <w:rtl/>
+          <w:sz w:val="24"/>
+          <w:szCs w:val="24"/>
+        </w:rPr>
+        <w:t xml:space="preserve">• </w:t>
+      </w:r>
+      <w:r>
+        <w:rPr>
+          <w:rFonts w:ascii="Calibri" w:hAnsi="Calibri" w:cs="Arial"/>
+          <w:b/>
+          <w:bCs/>
+          <w:rtl/>
+          <w:sz w:val="24"/>
+          <w:szCs w:val="24"/>
+        </w:rPr>
+        <w:t xml:space="preserve">مشغل كاشف المعادن:</w:t>
+      </w:r>
+      <w:r>
+        <w:rPr>
+          <w:rFonts w:ascii="Calibri" w:hAnsi="Calibri" w:cs="Arial"/>
+          <w:rtl/>
+          <w:sz w:val="24"/>
+          <w:szCs w:val="24"/>
+        </w:rPr>
+        <w:t xml:space="preserve"> ينفذ الاختبارات في بداية الوردية والاختبارات الدورية، ويمرر المنتجات، ويعزل منتجات الإنذار، ويملأ السجلات.</w:t>
+      </w:r>
+    </w:p>
+    <w:p>
+      <w:pPr>
+        <w:pStyle w:val="ListeParagraf"/>
+        <w:bidi/>
+        <w:spacing w:after="80"/>
+        <w:ind w:left="0" w:right="709"/>
+        <w:jc w:val="both"/>
+      </w:pPr>
+      <w:r>
+        <w:rPr>
+          <w:rFonts w:ascii="Calibri" w:hAnsi="Calibri" w:cs="Arial"/>
+          <w:rtl/>
+          <w:sz w:val="24"/>
+          <w:szCs w:val="24"/>
+        </w:rPr>
+        <w:t xml:space="preserve">• </w:t>
+      </w:r>
+      <w:r>
+        <w:rPr>
+          <w:rFonts w:ascii="Calibri" w:hAnsi="Calibri" w:cs="Arial"/>
+          <w:b/>
+          <w:bCs/>
+          <w:rtl/>
+          <w:sz w:val="24"/>
+          <w:szCs w:val="24"/>
+        </w:rPr>
+        <w:t xml:space="preserve">مراقب الجودة النهائي:</w:t>
+      </w:r>
+      <w:r>
+        <w:rPr>
+          <w:rFonts w:ascii="Calibri" w:hAnsi="Calibri" w:cs="Arial"/>
+          <w:rtl/>
+          <w:sz w:val="24"/>
+          <w:szCs w:val="24"/>
+        </w:rPr>
+        <w:t xml:space="preserve"> يتحقق من نتائج الاختبار، ويفحص منتجات الإنذار مع المشغل، ويفرج عن الدفعة أو يرفضها.</w:t>
+      </w:r>
+    </w:p>
+    <w:p>
+      <w:pPr>
+        <w:pStyle w:val="ListeParagraf"/>
+        <w:bidi/>
+        <w:spacing w:after="80"/>
+        <w:ind w:left="0" w:right="709"/>
+        <w:jc w:val="both"/>
+      </w:pPr>
+      <w:r>
+        <w:rPr>
+          <w:rFonts w:ascii="Calibri" w:hAnsi="Calibri" w:cs="Arial"/>
+          <w:rtl/>
+          <w:sz w:val="24"/>
+          <w:szCs w:val="24"/>
+        </w:rPr>
+        <w:t xml:space="preserve">• </w:t>
+      </w:r>
+      <w:r>
+        <w:rPr>
+          <w:rFonts w:ascii="Calibri" w:hAnsi="Calibri" w:cs="Arial"/>
+          <w:b/>
+          <w:bCs/>
+          <w:rtl/>
+          <w:sz w:val="24"/>
+          <w:szCs w:val="24"/>
+        </w:rPr>
+        <w:t xml:space="preserve">فني الصيانة:</w:t>
+      </w:r>
+      <w:r>
+        <w:rPr>
+          <w:rFonts w:ascii="Calibri" w:hAnsi="Calibri" w:cs="Arial"/>
+          <w:rtl/>
+          <w:sz w:val="24"/>
+          <w:szCs w:val="24"/>
+        </w:rPr>
+        <w:t xml:space="preserve"> يصون الكاشف وناقله ويصلحهما، ويعيد التحقق من الكاشف بعد أي إصلاح.</w:t>
+      </w:r>
+    </w:p>
+    <w:p>
+      <w:pPr>
+        <w:pStyle w:val="ListeParagraf"/>
+        <w:bidi/>
+        <w:spacing w:after="80"/>
+        <w:ind w:left="0" w:right="709"/>
+        <w:jc w:val="both"/>
+      </w:pPr>
+      <w:r>
+        <w:rPr>
+          <w:rFonts w:ascii="Calibri" w:hAnsi="Calibri" w:cs="Arial"/>
+          <w:rtl/>
+          <w:sz w:val="24"/>
+          <w:szCs w:val="24"/>
+        </w:rPr>
+        <w:t xml:space="preserve">• </w:t>
+      </w:r>
+      <w:r>
+        <w:rPr>
+          <w:rFonts w:ascii="Calibri" w:hAnsi="Calibri" w:cs="Arial"/>
+          <w:b/>
+          <w:bCs/>
+          <w:rtl/>
+          <w:sz w:val="24"/>
+          <w:szCs w:val="24"/>
+        </w:rPr>
+        <w:t xml:space="preserve">موظفو الأمن والجودة:</w:t>
+      </w:r>
+      <w:r>
+        <w:rPr>
+          <w:rFonts w:ascii="Calibri" w:hAnsi="Calibri" w:cs="Arial"/>
+          <w:rtl/>
+          <w:sz w:val="24"/>
+          <w:szCs w:val="24"/>
+        </w:rPr>
+        <w:t xml:space="preserve"> يضبطون الدخول إلى المنطقة الخالية من المعادن والخروج منها والأغراض المعدنية الشخصية للداخلين.</w:t>
+      </w:r>
+    </w:p>
+    <w:p>
+      <w:pPr>
+        <w:pStyle w:val="ListeParagraf"/>
+        <w:bidi/>
+        <w:spacing w:after="80"/>
+        <w:ind w:left="0" w:right="709"/>
+        <w:jc w:val="both"/>
+      </w:pPr>
+    </w:p>
+    <w:p>
+      <w:pPr>
+        <w:pStyle w:val="ListeParagraf"/>
+        <w:bidi/>
+        <w:spacing w:before="120" w:after="60"/>
+        <w:ind w:left="0" w:right="709"/>
+      </w:pPr>
+      <w:r>
+        <w:rPr>
+          <w:rFonts w:ascii="Calibri" w:hAnsi="Calibri" w:cs="Arial"/>
+          <w:b/>
+          <w:bCs/>
+          <w:rtl/>
+          <w:sz w:val="24"/>
+          <w:szCs w:val="24"/>
+        </w:rPr>
+        <w:t xml:space="preserve">التعريفات</w:t>
+      </w:r>
+    </w:p>
+    <w:p>
+      <w:pPr>
+        <w:pStyle w:val="ListeParagraf"/>
+        <w:bidi/>
+        <w:spacing w:after="80"/>
+        <w:ind w:left="0" w:right="709"/>
+        <w:jc w:val="both"/>
+      </w:pPr>
+      <w:r>
+        <w:rPr>
+          <w:rFonts w:ascii="Calibri" w:hAnsi="Calibri" w:cs="Arial"/>
+          <w:rtl/>
+          <w:sz w:val="24"/>
+          <w:szCs w:val="24"/>
+        </w:rPr>
+        <w:t xml:space="preserve">• </w:t>
+      </w:r>
+      <w:r>
+        <w:rPr>
+          <w:rFonts w:ascii="Calibri" w:hAnsi="Calibri" w:cs="Arial"/>
+          <w:b/>
+          <w:bCs/>
+          <w:rtl/>
+          <w:sz w:val="24"/>
+          <w:szCs w:val="24"/>
+        </w:rPr>
+        <w:t xml:space="preserve">كاشف المعادن:</w:t>
+      </w:r>
+      <w:r>
+        <w:rPr>
+          <w:rFonts w:ascii="Calibri" w:hAnsi="Calibri" w:cs="Arial"/>
+          <w:rtl/>
+          <w:sz w:val="24"/>
+          <w:szCs w:val="24"/>
+        </w:rPr>
+        <w:t xml:space="preserve"> جهاز يكشف الأجزاء المعدنية، بما فيها أجزاء الإبر المكسورة، داخل المنتج.</w:t>
+      </w:r>
+    </w:p>
+    <w:p>
+      <w:pPr>
+        <w:pStyle w:val="ListeParagraf"/>
+        <w:bidi/>
+        <w:spacing w:after="80"/>
+        <w:ind w:left="0" w:right="709"/>
+        <w:jc w:val="both"/>
+      </w:pPr>
+      <w:r>
+        <w:rPr>
+          <w:rFonts w:ascii="Calibri" w:hAnsi="Calibri" w:cs="Arial"/>
+          <w:rtl/>
+          <w:sz w:val="24"/>
+          <w:szCs w:val="24"/>
+        </w:rPr>
+        <w:t xml:space="preserve">• </w:t>
+      </w:r>
+      <w:r>
+        <w:rPr>
+          <w:rFonts w:ascii="Calibri" w:hAnsi="Calibri" w:cs="Arial"/>
+          <w:b/>
+          <w:bCs/>
+          <w:rtl/>
+          <w:sz w:val="24"/>
+          <w:szCs w:val="24"/>
+        </w:rPr>
+        <w:t xml:space="preserve">قطعة الاختبار (Fe وNon-Fe وSUS):</w:t>
+      </w:r>
+      <w:r>
+        <w:rPr>
+          <w:rFonts w:ascii="Calibri" w:hAnsi="Calibri" w:cs="Arial"/>
+          <w:rtl/>
+          <w:sz w:val="24"/>
+          <w:szCs w:val="24"/>
+        </w:rPr>
+        <w:t xml:space="preserve"> قطع معدنية مرجعية معلومة الحجم تُستخدم للتحقق من حساسية الكاشف: حديدية وغير حديدية وفولاذ مقاوم للصدأ.</w:t>
+      </w:r>
+    </w:p>
+    <w:p>
+      <w:pPr>
+        <w:pStyle w:val="ListeParagraf"/>
+        <w:bidi/>
+        <w:spacing w:after="80"/>
+        <w:ind w:left="0" w:right="709"/>
+        <w:jc w:val="both"/>
+      </w:pPr>
+      <w:r>
+        <w:rPr>
+          <w:rFonts w:ascii="Calibri" w:hAnsi="Calibri" w:cs="Arial"/>
+          <w:rtl/>
+          <w:sz w:val="24"/>
+          <w:szCs w:val="24"/>
+        </w:rPr>
+        <w:t xml:space="preserve">• </w:t>
+      </w:r>
+      <w:r>
+        <w:rPr>
+          <w:rFonts w:ascii="Calibri" w:hAnsi="Calibri" w:cs="Arial"/>
+          <w:b/>
+          <w:bCs/>
+          <w:rtl/>
+          <w:sz w:val="24"/>
+          <w:szCs w:val="24"/>
+        </w:rPr>
+        <w:t xml:space="preserve">الحساسية:</w:t>
+      </w:r>
+      <w:r>
+        <w:rPr>
+          <w:rFonts w:ascii="Calibri" w:hAnsi="Calibri" w:cs="Arial"/>
+          <w:rtl/>
+          <w:sz w:val="24"/>
+          <w:szCs w:val="24"/>
+        </w:rPr>
+        <w:t xml:space="preserve"> أصغر حجم لقطعة الاختبار يكشفه الكاشف بشكل موثوق.</w:t>
+      </w:r>
+    </w:p>
+    <w:p>
+      <w:pPr>
+        <w:pStyle w:val="ListeParagraf"/>
+        <w:bidi/>
+        <w:spacing w:after="80"/>
+        <w:ind w:left="0" w:right="709"/>
+        <w:jc w:val="both"/>
+      </w:pPr>
+      <w:r>
+        <w:rPr>
+          <w:rFonts w:ascii="Calibri" w:hAnsi="Calibri" w:cs="Arial"/>
+          <w:rtl/>
+          <w:sz w:val="24"/>
+          <w:szCs w:val="24"/>
+        </w:rPr>
+        <w:t xml:space="preserve">• </w:t>
+      </w:r>
+      <w:r>
+        <w:rPr>
+          <w:rFonts w:ascii="Calibri" w:hAnsi="Calibri" w:cs="Arial"/>
+          <w:b/>
+          <w:bCs/>
+          <w:rtl/>
+          <w:sz w:val="24"/>
+          <w:szCs w:val="24"/>
+        </w:rPr>
+        <w:t xml:space="preserve">صندوق الحجر:</w:t>
+      </w:r>
+      <w:r>
+        <w:rPr>
+          <w:rFonts w:ascii="Calibri" w:hAnsi="Calibri" w:cs="Arial"/>
+          <w:rtl/>
+          <w:sz w:val="24"/>
+          <w:szCs w:val="24"/>
+        </w:rPr>
+        <w:t xml:space="preserve"> صندوق مقفل تُحفظ فيه المنتجات التي أصدرت إنذار معدن إلى حين فحصها.</w:t>
+      </w:r>
+    </w:p>
+    <w:p>
+      <w:pPr>
+        <w:pStyle w:val="ListeParagraf"/>
+        <w:bidi/>
+        <w:spacing w:after="80"/>
+        <w:ind w:left="0" w:right="709"/>
+        <w:jc w:val="both"/>
+      </w:pPr>
+      <w:r>
+        <w:rPr>
+          <w:rFonts w:ascii="Calibri" w:hAnsi="Calibri" w:cs="Arial"/>
+          <w:rtl/>
+          <w:sz w:val="24"/>
+          <w:szCs w:val="24"/>
+        </w:rPr>
+        <w:t xml:space="preserve">• </w:t>
+      </w:r>
+      <w:r>
+        <w:rPr>
+          <w:rFonts w:ascii="Calibri" w:hAnsi="Calibri" w:cs="Arial"/>
+          <w:b/>
+          <w:bCs/>
+          <w:rtl/>
+          <w:sz w:val="24"/>
+          <w:szCs w:val="24"/>
+        </w:rPr>
+        <w:t xml:space="preserve">المنطقة الخالية من المعادن:</w:t>
+      </w:r>
+      <w:r>
+        <w:rPr>
+          <w:rFonts w:ascii="Calibri" w:hAnsi="Calibri" w:cs="Arial"/>
+          <w:rtl/>
+          <w:sz w:val="24"/>
+          <w:szCs w:val="24"/>
+        </w:rPr>
+        <w:t xml:space="preserve"> منطقة خاضعة للرقابة بدخول وخروج مضبوطين، لا يُسمح فيها بفقدان الإبر أو الأغراض المعدنية أو تركها.</w:t>
+      </w:r>
+    </w:p>
+    <w:p>
+      <w:pPr>
+        <w:pStyle w:val="ListeParagraf"/>
+        <w:bidi/>
+        <w:spacing w:after="80"/>
+        <w:ind w:left="0" w:right="709"/>
+        <w:jc w:val="both"/>
+      </w:pPr>
+      <w:r>
+        <w:rPr>
+          <w:rFonts w:ascii="Calibri" w:hAnsi="Calibri" w:cs="Arial"/>
+          <w:rtl/>
+          <w:sz w:val="24"/>
+          <w:szCs w:val="24"/>
+        </w:rPr>
+        <w:t xml:space="preserve">• </w:t>
+      </w:r>
+      <w:r>
+        <w:rPr>
+          <w:rFonts w:ascii="Calibri" w:hAnsi="Calibri" w:cs="Arial"/>
+          <w:b/>
+          <w:bCs/>
+          <w:rtl/>
+          <w:sz w:val="24"/>
+          <w:szCs w:val="24"/>
+        </w:rPr>
+        <w:t xml:space="preserve">سجل الإبر المكسورة:</w:t>
+      </w:r>
+      <w:r>
+        <w:rPr>
+          <w:rFonts w:ascii="Calibri" w:hAnsi="Calibri" w:cs="Arial"/>
+          <w:rtl/>
+          <w:sz w:val="24"/>
+          <w:szCs w:val="24"/>
+        </w:rPr>
+        <w:t xml:space="preserve"> السجل الذي يحصر كل جزء من الإبرة عُثر عليه بعد كسر إبرة أثناء الخياطة.</w:t>
+      </w:r>
+    </w:p>
+    <w:p>
+      <w:pPr>
+        <w:pStyle w:val="ListeParagraf"/>
+        <w:bidi/>
+        <w:spacing w:after="80"/>
+        <w:ind w:left="0" w:right="709"/>
+        <w:jc w:val="both"/>
+      </w:pPr>
+    </w:p>
+    <w:p>
+      <w:pPr>
+        <w:pStyle w:val="ListeParagraf"/>
+        <w:bidi/>
+        <w:spacing w:before="120" w:after="60"/>
+        <w:ind w:left="0" w:right="709"/>
+      </w:pPr>
+      <w:r>
+        <w:rPr>
+          <w:rFonts w:ascii="Calibri" w:hAnsi="Calibri" w:cs="Arial"/>
+          <w:b/>
+          <w:bCs/>
+          <w:rtl/>
+          <w:sz w:val="24"/>
+          <w:szCs w:val="24"/>
+        </w:rPr>
+        <w:t xml:space="preserve">التعليمات</w:t>
+      </w:r>
+    </w:p>
+    <w:p>
+      <w:pPr>
+        <w:pStyle w:val="ListeParagraf"/>
+        <w:bidi/>
+        <w:spacing w:before="120" w:after="60"/>
+        <w:ind w:left="0" w:right="709"/>
+      </w:pPr>
+      <w:r>
+        <w:rPr>
+          <w:rFonts w:ascii="Calibri" w:hAnsi="Calibri" w:cs="Arial"/>
+          <w:b/>
+          <w:bCs/>
+          <w:rtl/>
+          <w:sz w:val="24"/>
+          <w:szCs w:val="24"/>
+        </w:rPr>
+        <w:t xml:space="preserve">1. التحضير قبل الوردية</w:t>
+      </w:r>
+    </w:p>
+    <w:p>
+      <w:pPr>
+        <w:pStyle w:val="ListeParagraf"/>
+        <w:bidi/>
+        <w:spacing w:after="80"/>
+        <w:ind w:left="0" w:right="709"/>
+        <w:jc w:val="both"/>
+      </w:pPr>
+      <w:r>
+        <w:rPr>
+          <w:rFonts w:ascii="Calibri" w:hAnsi="Calibri" w:cs="Arial"/>
+          <w:rtl/>
+          <w:sz w:val="24"/>
+          <w:szCs w:val="24"/>
+        </w:rPr>
+        <w:t xml:space="preserve">1.1. يتحقق المشغل من نظافة الكاشف وسلاسة حركة الناقل وسلامة السير وعمل آلية الرفض وخلو محيط الكاشف من أي جسم معدني أو اهتزاز أو تداخل كهربائي.</w:t>
+      </w:r>
+    </w:p>
+    <w:p>
+      <w:pPr>
+        <w:pStyle w:val="ListeParagraf"/>
+        <w:bidi/>
+        <w:spacing w:after="80"/>
+        <w:ind w:left="0" w:right="709"/>
+        <w:jc w:val="both"/>
+      </w:pPr>
+      <w:r>
+        <w:rPr>
+          <w:rFonts w:ascii="Calibri" w:hAnsi="Calibri" w:cs="Arial"/>
+          <w:rtl/>
+          <w:sz w:val="24"/>
+          <w:szCs w:val="24"/>
+        </w:rPr>
+        <w:t xml:space="preserve">1.2. يختار المشغل البرنامج المناسب لنوع المنتج ويتأكد من أن إعداد الحساسية هو المعتمد من ضمان الجودة؛ وتُقفل الإعدادات ولا يغيرها إلا الأشخاص المفوضون.</w:t>
+      </w:r>
+    </w:p>
+    <w:p>
+      <w:pPr>
+        <w:pStyle w:val="ListeParagraf"/>
+        <w:bidi/>
+        <w:spacing w:after="80"/>
+        <w:ind w:left="0" w:right="709"/>
+        <w:jc w:val="both"/>
+      </w:pPr>
+      <w:r>
+        <w:rPr>
+          <w:rFonts w:ascii="Calibri" w:hAnsi="Calibri" w:cs="Arial"/>
+          <w:rtl/>
+          <w:sz w:val="24"/>
+          <w:szCs w:val="24"/>
+        </w:rPr>
+        <w:t xml:space="preserve">1.3. يتحقق المشغل من هوية قطع الاختبار (Fe وNon-Fe وSUS) وحالتها، ويتأكد من أن صندوق الحجر فارغ ومقفل وموسوم.</w:t>
+      </w:r>
+    </w:p>
+    <w:p>
+      <w:pPr>
+        <w:pStyle w:val="ListeParagraf"/>
+        <w:bidi/>
+        <w:spacing w:after="80"/>
+        <w:ind w:left="0" w:right="709"/>
+        <w:jc w:val="both"/>
+      </w:pPr>
+      <w:r>
+        <w:rPr>
+          <w:rFonts w:ascii="Calibri" w:hAnsi="Calibri" w:cs="Arial"/>
+          <w:rtl/>
+          <w:sz w:val="24"/>
+          <w:szCs w:val="24"/>
+        </w:rPr>
+        <w:t xml:space="preserve">1.4. لا يُستخدم الكاشف المعطل أو الذي لا يحمل معايرة سارية أو الذي تضررت قطعة اختباره إلى أن يُصلح العطل.</w:t>
+      </w:r>
+    </w:p>
+    <w:p>
+      <w:pPr>
+        <w:pStyle w:val="ListeParagraf"/>
+        <w:bidi/>
+        <w:spacing w:after="80"/>
+        <w:ind w:left="0" w:right="709"/>
+        <w:jc w:val="both"/>
+      </w:pPr>
+    </w:p>
+    <w:p>
+      <w:pPr>
+        <w:pStyle w:val="ListeParagraf"/>
+        <w:bidi/>
+        <w:spacing w:before="120" w:after="60"/>
+        <w:ind w:left="0" w:right="709"/>
+      </w:pPr>
+      <w:r>
+        <w:rPr>
+          <w:rFonts w:ascii="Calibri" w:hAnsi="Calibri" w:cs="Arial"/>
+          <w:b/>
+          <w:bCs/>
+          <w:rtl/>
+          <w:sz w:val="24"/>
+          <w:szCs w:val="24"/>
+        </w:rPr>
+        <w:t xml:space="preserve">2. اختبار الحساسية</w:t>
+      </w:r>
+    </w:p>
+    <w:p>
+      <w:pPr>
+        <w:pStyle w:val="ListeParagraf"/>
+        <w:bidi/>
+        <w:spacing w:after="80"/>
+        <w:ind w:left="0" w:right="709"/>
+        <w:jc w:val="both"/>
+      </w:pPr>
+      <w:r>
+        <w:rPr>
+          <w:rFonts w:ascii="Calibri" w:hAnsi="Calibri" w:cs="Arial"/>
+          <w:rtl/>
+          <w:sz w:val="24"/>
+          <w:szCs w:val="24"/>
+        </w:rPr>
+        <w:t xml:space="preserve">2.1. في بداية كل وردية وبعد أي تغيير للبرنامج وبعد أي إصلاح وكل ساعتين على الأقل أثناء التشغيل، تُمرر كل قطعة اختبار عبر الكاشف داخل المنتج وفي منتصف الفتحة وعلى حوافها.</w:t>
+      </w:r>
+    </w:p>
+    <w:p>
+      <w:pPr>
+        <w:pStyle w:val="ListeParagraf"/>
+        <w:bidi/>
+        <w:spacing w:after="80"/>
+        <w:ind w:left="0" w:right="709"/>
+        <w:jc w:val="both"/>
+      </w:pPr>
+      <w:r>
+        <w:rPr>
+          <w:rFonts w:ascii="Calibri" w:hAnsi="Calibri" w:cs="Arial"/>
+          <w:rtl/>
+          <w:sz w:val="24"/>
+          <w:szCs w:val="24"/>
+        </w:rPr>
+        <w:t xml:space="preserve">2.2. يجب كشف كل قطعة اختبار ورفض المنتج بواسطة آلية الرفض؛ ومن الأمثلة المعتادة Fe 1.2 مم وNon-Fe 1.5 مم وSUS 2.0 مم، وتتبع الأحجام الفعلية مواصفات العميل وسياسة الشركة.</w:t>
+      </w:r>
+    </w:p>
+    <w:p>
+      <w:pPr>
+        <w:pStyle w:val="ListeParagraf"/>
+        <w:bidi/>
+        <w:spacing w:after="80"/>
+        <w:ind w:left="0" w:right="709"/>
+        <w:jc w:val="both"/>
+      </w:pPr>
+      <w:r>
+        <w:rPr>
+          <w:rFonts w:ascii="Calibri" w:hAnsi="Calibri" w:cs="Arial"/>
+          <w:rtl/>
+          <w:sz w:val="24"/>
+          <w:szCs w:val="24"/>
+        </w:rPr>
+        <w:t xml:space="preserve">2.3. يسجل المشغل نتيجة كل قطعة اختبار والوقت والاسم في تقرير المعايرة اليومي لكاشف المعادن (EMS.QA.FRM.03.07)، ويوقع عليه مراقب الجودة النهائي.</w:t>
+      </w:r>
+    </w:p>
+    <w:p>
+      <w:pPr>
+        <w:pStyle w:val="ListeParagraf"/>
+        <w:bidi/>
+        <w:spacing w:after="80"/>
+        <w:ind w:left="0" w:right="709"/>
+        <w:jc w:val="both"/>
+      </w:pPr>
+      <w:r>
+        <w:rPr>
+          <w:rFonts w:ascii="Calibri" w:hAnsi="Calibri" w:cs="Arial"/>
+          <w:rtl/>
+          <w:sz w:val="24"/>
+          <w:szCs w:val="24"/>
+        </w:rPr>
+        <w:t xml:space="preserve">2.4. إذا لم تُكشف أي قطعة اختبار، يُوقف الكاشف ويوسم بأنه خارج الخدمة ويُبلَّغ قسم الصيانة وضمان الجودة؛ ولا يُستخدم الكاشف مجددًا إلا بعد التصحيح ونجاح إعادة الاختبار.</w:t>
+      </w:r>
+    </w:p>
+    <w:p>
+      <w:pPr>
+        <w:pStyle w:val="ListeParagraf"/>
+        <w:bidi/>
+        <w:spacing w:after="80"/>
+        <w:ind w:left="0" w:right="709"/>
+        <w:jc w:val="both"/>
+      </w:pPr>
+      <w:r>
+        <w:rPr>
+          <w:rFonts w:ascii="Calibri" w:hAnsi="Calibri" w:cs="Arial"/>
+          <w:rtl/>
+          <w:sz w:val="24"/>
+          <w:szCs w:val="24"/>
+        </w:rPr>
+        <w:t xml:space="preserve">2.5. تُحجر جميع المنتجات التي مرت منذ آخر اختبار ناجح وتُمرر مرة أخرى عبر كاشف تم التحقق منه.</w:t>
+      </w:r>
+    </w:p>
+    <w:p>
+      <w:pPr>
+        <w:pStyle w:val="ListeParagraf"/>
+        <w:bidi/>
+        <w:spacing w:after="80"/>
+        <w:ind w:left="0" w:right="709"/>
+        <w:jc w:val="both"/>
+      </w:pPr>
+    </w:p>
+    <w:p>
+      <w:pPr>
+        <w:pStyle w:val="ListeParagraf"/>
+        <w:bidi/>
+        <w:spacing w:before="120" w:after="60"/>
+        <w:ind w:left="0" w:right="709"/>
+      </w:pPr>
+      <w:r>
+        <w:rPr>
+          <w:rFonts w:ascii="Calibri" w:hAnsi="Calibri" w:cs="Arial"/>
+          <w:b/>
+          <w:bCs/>
+          <w:rtl/>
+          <w:sz w:val="24"/>
+          <w:szCs w:val="24"/>
+        </w:rPr>
+        <w:t xml:space="preserve">3. تمرير المنتجات</w:t>
+      </w:r>
+    </w:p>
+    <w:p>
+      <w:pPr>
+        <w:pStyle w:val="ListeParagraf"/>
+        <w:bidi/>
+        <w:spacing w:after="80"/>
+        <w:ind w:left="0" w:right="709"/>
+        <w:jc w:val="both"/>
+      </w:pPr>
+      <w:r>
+        <w:rPr>
+          <w:rFonts w:ascii="Calibri" w:hAnsi="Calibri" w:cs="Arial"/>
+          <w:rtl/>
+          <w:sz w:val="24"/>
+          <w:szCs w:val="24"/>
+        </w:rPr>
+        <w:t xml:space="preserve">3.1. يُمرر كل منتج (100 بالمئة) عبر الكاشف في الخطوة 4، بعد الكي والفحص البصري وقبل التغليف، أو عند النقطة المذكورة في مواصفات العميل، وبالوضعية المحددة للمنتج.</w:t>
+      </w:r>
+    </w:p>
+    <w:p>
+      <w:pPr>
+        <w:pStyle w:val="ListeParagraf"/>
+        <w:bidi/>
+        <w:spacing w:after="80"/>
+        <w:ind w:left="0" w:right="709"/>
+        <w:jc w:val="both"/>
+      </w:pPr>
+      <w:r>
+        <w:rPr>
+          <w:rFonts w:ascii="Calibri" w:hAnsi="Calibri" w:cs="Arial"/>
+          <w:rtl/>
+          <w:sz w:val="24"/>
+          <w:szCs w:val="24"/>
+        </w:rPr>
+        <w:t xml:space="preserve">3.2. لا تُكدَّس المنتجات ولا يُركَّب بعضها فوق بعض على الناقل، وتُعالج الإكسسوارات المعدنية التي تشكل جزءًا من المنتج وفق مواصفات المنتج ومتطلبات العميل.</w:t>
+      </w:r>
+    </w:p>
+    <w:p>
+      <w:pPr>
+        <w:pStyle w:val="ListeParagraf"/>
+        <w:bidi/>
+        <w:spacing w:after="80"/>
+        <w:ind w:left="0" w:right="709"/>
+        <w:jc w:val="both"/>
+      </w:pPr>
+      <w:r>
+        <w:rPr>
+          <w:rFonts w:ascii="Calibri" w:hAnsi="Calibri" w:cs="Arial"/>
+          <w:rtl/>
+          <w:sz w:val="24"/>
+          <w:szCs w:val="24"/>
+        </w:rPr>
+        <w:t xml:space="preserve">3.3. يسجل المشغل الدفعة والكمية الممررة والكمية المرفوضة في سجل الدفعة، ويُقارن عداد الكاشف بالكمية المعبأة.</w:t>
+      </w:r>
+    </w:p>
+    <w:p>
+      <w:pPr>
+        <w:pStyle w:val="ListeParagraf"/>
+        <w:bidi/>
+        <w:spacing w:after="80"/>
+        <w:ind w:left="0" w:right="709"/>
+        <w:jc w:val="both"/>
+      </w:pPr>
+      <w:r>
+        <w:rPr>
+          <w:rFonts w:ascii="Calibri" w:hAnsi="Calibri" w:cs="Arial"/>
+          <w:rtl/>
+          <w:sz w:val="24"/>
+          <w:szCs w:val="24"/>
+        </w:rPr>
+        <w:t xml:space="preserve">3.4. لا يتجاوز أي شخص الكاشف ولا يوقف آلية الرفض ولا يغير الحساسية أثناء التشغيل.</w:t>
+      </w:r>
+    </w:p>
+    <w:p>
+      <w:pPr>
+        <w:pStyle w:val="ListeParagraf"/>
+        <w:bidi/>
+        <w:spacing w:after="80"/>
+        <w:ind w:left="0" w:right="709"/>
+        <w:jc w:val="both"/>
+      </w:pPr>
+      <w:r>
+        <w:rPr>
+          <w:rFonts w:ascii="Calibri" w:hAnsi="Calibri" w:cs="Arial"/>
+          <w:rtl/>
+          <w:sz w:val="24"/>
+          <w:szCs w:val="24"/>
+        </w:rPr>
+        <w:t xml:space="preserve">3.5. تُحفظ الملابس التي اجتازت الكاشف في منطقة نظيفة ومحددة بمعزل عن الملابس التي لم تمر عبره، ولا تنتقل إلى التغليف (EMS.ÜR.PRO.05.11) إلا بالسجل المكتمل للوط.</w:t>
+      </w:r>
+    </w:p>
+    <w:p>
+      <w:pPr>
+        <w:pStyle w:val="ListeParagraf"/>
+        <w:bidi/>
+        <w:spacing w:after="80"/>
+        <w:ind w:left="0" w:right="709"/>
+        <w:jc w:val="both"/>
+      </w:pPr>
+    </w:p>
+    <w:p>
+      <w:pPr>
+        <w:pStyle w:val="ListeParagraf"/>
+        <w:bidi/>
+        <w:spacing w:before="120" w:after="60"/>
+        <w:ind w:left="0" w:right="709"/>
+      </w:pPr>
+      <w:r>
+        <w:rPr>
+          <w:rFonts w:ascii="Calibri" w:hAnsi="Calibri" w:cs="Arial"/>
+          <w:b/>
+          <w:bCs/>
+          <w:rtl/>
+          <w:sz w:val="24"/>
+          <w:szCs w:val="24"/>
+        </w:rPr>
+        <w:t xml:space="preserve">4. التعامل مع منتجات الإنذار</w:t>
+      </w:r>
+    </w:p>
+    <w:p>
+      <w:pPr>
+        <w:pStyle w:val="ListeParagraf"/>
+        <w:bidi/>
+        <w:spacing w:after="80"/>
+        <w:ind w:left="0" w:right="709"/>
+        <w:jc w:val="both"/>
+      </w:pPr>
+      <w:r>
+        <w:rPr>
+          <w:rFonts w:ascii="Calibri" w:hAnsi="Calibri" w:cs="Arial"/>
+          <w:rtl/>
+          <w:sz w:val="24"/>
+          <w:szCs w:val="24"/>
+        </w:rPr>
+        <w:t xml:space="preserve">4.1. يُعزل فورًا المنتج الذي يُصدر إنذارًا ويوضع في صندوق الحجر المقفل ويُدرج في نموذج سجل صندوق حجر كاشف المعادن (EMS.QA.FRM.03.06).</w:t>
+      </w:r>
+    </w:p>
+    <w:p>
+      <w:pPr>
+        <w:pStyle w:val="ListeParagraf"/>
+        <w:bidi/>
+        <w:spacing w:after="80"/>
+        <w:ind w:left="0" w:right="709"/>
+        <w:jc w:val="both"/>
+      </w:pPr>
+      <w:r>
+        <w:rPr>
+          <w:rFonts w:ascii="Calibri" w:hAnsi="Calibri" w:cs="Arial"/>
+          <w:rtl/>
+          <w:sz w:val="24"/>
+          <w:szCs w:val="24"/>
+        </w:rPr>
+        <w:t xml:space="preserve">4.2. يفحص مراقب الجودة النهائي والمشغل المنتج معًا، ويُبحث عن مصدر المعدن، مثل جزء إبرة أو دبوس أو دبّاسة أو جزء سحّاب أو برشام أو تلوث من العملية.</w:t>
+      </w:r>
+    </w:p>
+    <w:p>
+      <w:pPr>
+        <w:pStyle w:val="ListeParagraf"/>
+        <w:bidi/>
+        <w:spacing w:after="80"/>
+        <w:ind w:left="0" w:right="709"/>
+        <w:jc w:val="both"/>
+      </w:pPr>
+      <w:r>
+        <w:rPr>
+          <w:rFonts w:ascii="Calibri" w:hAnsi="Calibri" w:cs="Arial"/>
+          <w:rtl/>
+          <w:sz w:val="24"/>
+          <w:szCs w:val="24"/>
+        </w:rPr>
+        <w:t xml:space="preserve">4.3. إذا عُثر على مصدر المعدن وأُزيل، يُمرر المنتج مرة أخرى؛ وإذا كان نظيفًا يُفرج عنه، ويُسجل ما تم العثور عليه.</w:t>
+      </w:r>
+    </w:p>
+    <w:p>
+      <w:pPr>
+        <w:pStyle w:val="ListeParagraf"/>
+        <w:bidi/>
+        <w:spacing w:after="80"/>
+        <w:ind w:left="0" w:right="709"/>
+        <w:jc w:val="both"/>
+      </w:pPr>
+      <w:r>
+        <w:rPr>
+          <w:rFonts w:ascii="Calibri" w:hAnsi="Calibri" w:cs="Arial"/>
+          <w:rtl/>
+          <w:sz w:val="24"/>
+          <w:szCs w:val="24"/>
+        </w:rPr>
+        <w:t xml:space="preserve">4.4. إذا عُثر على جزء إبرة، يُقارن بسجل الإبر المكسورة ويُحصر عدد الإبر المفقودة وتُطبق تعليمات استبدال الإبرة المكسورة (EMS.QA.TL.02.02).</w:t>
+      </w:r>
+    </w:p>
+    <w:p>
+      <w:pPr>
+        <w:pStyle w:val="ListeParagraf"/>
+        <w:bidi/>
+        <w:spacing w:after="80"/>
+        <w:ind w:left="0" w:right="709"/>
+        <w:jc w:val="both"/>
+      </w:pPr>
+      <w:r>
+        <w:rPr>
+          <w:rFonts w:ascii="Calibri" w:hAnsi="Calibri" w:cs="Arial"/>
+          <w:rtl/>
+          <w:sz w:val="24"/>
+          <w:szCs w:val="24"/>
+        </w:rPr>
+        <w:t xml:space="preserve">4.5. إذا تعذر العثور على مصدر المعدن أو إزالته، يُتلف المنتج أو يُرفض ويُسجل كفاقد؛ ولا يُفرج عنه أبدًا.</w:t>
+      </w:r>
+    </w:p>
+    <w:p>
+      <w:pPr>
+        <w:pStyle w:val="ListeParagraf"/>
+        <w:bidi/>
+        <w:spacing w:after="80"/>
+        <w:ind w:left="0" w:right="709"/>
+        <w:jc w:val="both"/>
+      </w:pPr>
+      <w:r>
+        <w:rPr>
+          <w:rFonts w:ascii="Calibri" w:hAnsi="Calibri" w:cs="Arial"/>
+          <w:rtl/>
+          <w:sz w:val="24"/>
+          <w:szCs w:val="24"/>
+        </w:rPr>
+        <w:t xml:space="preserve">4.6. إذا ظهر أكثر من إنذار في الدفعة نفسها، تُحتجز الدفعة كلها ويبدأ إعادة الفحص بنسبة 100 بالمئة.</w:t>
+      </w:r>
+    </w:p>
+    <w:p>
+      <w:pPr>
+        <w:pStyle w:val="ListeParagraf"/>
+        <w:bidi/>
+        <w:spacing w:after="80"/>
+        <w:ind w:left="0" w:right="709"/>
+        <w:jc w:val="both"/>
+      </w:pPr>
+    </w:p>
+    <w:p>
+      <w:pPr>
+        <w:pStyle w:val="ListeParagraf"/>
+        <w:bidi/>
+        <w:spacing w:before="120" w:after="60"/>
+        <w:ind w:left="0" w:right="709"/>
+      </w:pPr>
+      <w:r>
+        <w:rPr>
+          <w:rFonts w:ascii="Calibri" w:hAnsi="Calibri" w:cs="Arial"/>
+          <w:b/>
+          <w:bCs/>
+          <w:rtl/>
+          <w:sz w:val="24"/>
+          <w:szCs w:val="24"/>
+        </w:rPr>
+        <w:t xml:space="preserve">5. ضبط المنطقة الخالية من المعادن</w:t>
+      </w:r>
+    </w:p>
+    <w:p>
+      <w:pPr>
+        <w:pStyle w:val="ListeParagraf"/>
+        <w:bidi/>
+        <w:spacing w:after="80"/>
+        <w:ind w:left="0" w:right="709"/>
+        <w:jc w:val="both"/>
+      </w:pPr>
+      <w:r>
+        <w:rPr>
+          <w:rFonts w:ascii="Calibri" w:hAnsi="Calibri" w:cs="Arial"/>
+          <w:rtl/>
+          <w:sz w:val="24"/>
+          <w:szCs w:val="24"/>
+        </w:rPr>
+        <w:t xml:space="preserve">5.1. يُفحص الداخلون إلى المنطقة الخالية من المعادن للتحقق من الأغراض المعدنية الشخصية (المجوهرات والدبابيس والمفاتيح) ويُملأ نموذج دخول وخروج المنطقة الخالية من المعادن (EMS.QA.FRM.03.09).</w:t>
+      </w:r>
+    </w:p>
+    <w:p>
+      <w:pPr>
+        <w:pStyle w:val="ListeParagraf"/>
+        <w:bidi/>
+        <w:spacing w:after="80"/>
+        <w:ind w:left="0" w:right="709"/>
+        <w:jc w:val="both"/>
+      </w:pPr>
+      <w:r>
+        <w:rPr>
+          <w:rFonts w:ascii="Calibri" w:hAnsi="Calibri" w:cs="Arial"/>
+          <w:rtl/>
+          <w:sz w:val="24"/>
+          <w:szCs w:val="24"/>
+        </w:rPr>
+        <w:t xml:space="preserve">5.2. تُسلَّم الإبر والمقصات وأدوات القطع في المنطقة بتوقيع وتُعد في نهاية الوردية.</w:t>
+      </w:r>
+    </w:p>
+    <w:p>
+      <w:pPr>
+        <w:pStyle w:val="ListeParagraf"/>
+        <w:bidi/>
+        <w:spacing w:after="80"/>
+        <w:ind w:left="0" w:right="709"/>
+        <w:jc w:val="both"/>
+      </w:pPr>
+      <w:r>
+        <w:rPr>
+          <w:rFonts w:ascii="Calibri" w:hAnsi="Calibri" w:cs="Arial"/>
+          <w:rtl/>
+          <w:sz w:val="24"/>
+          <w:szCs w:val="24"/>
+        </w:rPr>
+        <w:t xml:space="preserve">5.3. يوقف أي نقص في الأدوات أو أي جزء إبرة مفقود الخط إلى أن يُعثر عليه ويُسجل.</w:t>
+      </w:r>
+    </w:p>
+    <w:p>
+      <w:pPr>
+        <w:pStyle w:val="ListeParagraf"/>
+        <w:bidi/>
+        <w:spacing w:after="80"/>
+        <w:ind w:left="0" w:right="709"/>
+        <w:jc w:val="both"/>
+      </w:pPr>
+    </w:p>
+    <w:p>
+      <w:pPr>
+        <w:pStyle w:val="ListeParagraf"/>
+        <w:bidi/>
+        <w:spacing w:before="120" w:after="60"/>
+        <w:ind w:left="0" w:right="709"/>
+      </w:pPr>
+      <w:r>
+        <w:rPr>
+          <w:rFonts w:ascii="Calibri" w:hAnsi="Calibri" w:cs="Arial"/>
+          <w:b/>
+          <w:bCs/>
+          <w:rtl/>
+          <w:sz w:val="24"/>
+          <w:szCs w:val="24"/>
+        </w:rPr>
+        <w:t xml:space="preserve">6. عدم المطابقة والإجراء التصحيحي والوقائي</w:t>
+      </w:r>
+    </w:p>
+    <w:p>
+      <w:pPr>
+        <w:pStyle w:val="ListeParagraf"/>
+        <w:bidi/>
+        <w:spacing w:after="80"/>
+        <w:ind w:left="0" w:right="709"/>
+        <w:jc w:val="both"/>
+      </w:pPr>
+      <w:r>
+        <w:rPr>
+          <w:rFonts w:ascii="Calibri" w:hAnsi="Calibri" w:cs="Arial"/>
+          <w:rtl/>
+          <w:sz w:val="24"/>
+          <w:szCs w:val="24"/>
+        </w:rPr>
+        <w:t xml:space="preserve">6.1. عند فشل اختبار الحساسية أو ظهور إنذار على دفعة أُفرج عنها أو غياب سجل أو بلاغ العميل عن وجود معدن، تُحظر المنتجات المتأثرة ويُوقف الشحن ويُبلَّغ ضمان الجودة في اليوم نفسه.</w:t>
+      </w:r>
+    </w:p>
+    <w:p>
+      <w:pPr>
+        <w:pStyle w:val="ListeParagraf"/>
+        <w:bidi/>
+        <w:spacing w:after="80"/>
+        <w:ind w:left="0" w:right="709"/>
+        <w:jc w:val="both"/>
+      </w:pPr>
+      <w:r>
+        <w:rPr>
+          <w:rFonts w:ascii="Calibri" w:hAnsi="Calibri" w:cs="Arial"/>
+          <w:rtl/>
+          <w:sz w:val="24"/>
+          <w:szCs w:val="24"/>
+        </w:rPr>
+        <w:t xml:space="preserve">6.2. يبدأ تحليل السبب الجذري (لماذا الخمسة أو مخطط عظمة السمكة) خلال 24 ساعة، ويُفتح إجراء تصحيحي ووقائي (CAPA) مع مسؤول وتاريخ استحقاق.</w:t>
+      </w:r>
+    </w:p>
+    <w:p>
+      <w:pPr>
+        <w:pStyle w:val="ListeParagraf"/>
+        <w:bidi/>
+        <w:spacing w:after="80"/>
+        <w:ind w:left="0" w:right="709"/>
+        <w:jc w:val="both"/>
+      </w:pPr>
+      <w:r>
+        <w:rPr>
+          <w:rFonts w:ascii="Calibri" w:hAnsi="Calibri" w:cs="Arial"/>
+          <w:rtl/>
+          <w:sz w:val="24"/>
+          <w:szCs w:val="24"/>
+        </w:rPr>
+        <w:t xml:space="preserve">6.3. لا يُغلق الإجراء التصحيحي والوقائي إلا بإثبات نجاح إعادة الاختبار ونتائج مرضية في ثلاث دفعات متتالية.</w:t>
+      </w:r>
+    </w:p>
+    <w:p>
+      <w:pPr>
+        <w:pStyle w:val="ListeParagraf"/>
+        <w:bidi/>
+        <w:spacing w:after="80"/>
+        <w:ind w:left="0" w:right="709"/>
+        <w:jc w:val="both"/>
+      </w:pPr>
+    </w:p>
+    <w:p>
+      <w:pPr>
+        <w:pStyle w:val="ListeParagraf"/>
+        <w:bidi/>
+        <w:spacing w:before="120" w:after="60"/>
+        <w:ind w:left="0" w:right="709"/>
+      </w:pPr>
+      <w:r>
+        <w:rPr>
+          <w:rFonts w:ascii="Calibri" w:hAnsi="Calibri" w:cs="Arial"/>
+          <w:b/>
+          <w:bCs/>
+          <w:rtl/>
+          <w:sz w:val="24"/>
+          <w:szCs w:val="24"/>
+        </w:rPr>
+        <w:t xml:space="preserve">7. السلامة</w:t>
+      </w:r>
+    </w:p>
+    <w:p>
+      <w:pPr>
+        <w:pStyle w:val="ListeParagraf"/>
+        <w:bidi/>
+        <w:spacing w:after="80"/>
+        <w:ind w:left="0" w:right="709"/>
+        <w:jc w:val="both"/>
+      </w:pPr>
+      <w:r>
+        <w:rPr>
+          <w:rFonts w:ascii="Calibri" w:hAnsi="Calibri" w:cs="Arial"/>
+          <w:rtl/>
+          <w:sz w:val="24"/>
+          <w:szCs w:val="24"/>
+        </w:rPr>
+        <w:t xml:space="preserve">7.1. قبل التنظيف أو الصيانة يُعزل الكاشف والناقل عن مصدر الطاقة (القفل والوسم LOTO) وتُحمى الأجزاء المتحركة.</w:t>
+      </w:r>
+    </w:p>
+    <w:p>
+      <w:pPr>
+        <w:pStyle w:val="ListeParagraf"/>
+        <w:bidi/>
+        <w:spacing w:after="80"/>
+        <w:ind w:left="0" w:right="709"/>
+        <w:jc w:val="both"/>
+      </w:pPr>
+      <w:r>
+        <w:rPr>
+          <w:rFonts w:ascii="Calibri" w:hAnsi="Calibri" w:cs="Arial"/>
+          <w:rtl/>
+          <w:sz w:val="24"/>
+          <w:szCs w:val="24"/>
+        </w:rPr>
+        <w:t xml:space="preserve">7.2. يرتدي المشغلون معدات الوقاية الشخصية المحددة للمنطقة، ويُبقى زر الإيقاف الطارئ للناقل في متناول اليد.</w:t>
+      </w:r>
+    </w:p>
+    <w:p>
+      <w:pPr>
+        <w:pStyle w:val="ListeParagraf"/>
+        <w:bidi/>
+        <w:spacing w:after="80"/>
+        <w:ind w:left="0" w:right="709"/>
+        <w:jc w:val="both"/>
+      </w:pPr>
+    </w:p>
+    <w:p>
+      <w:pPr>
+        <w:pStyle w:val="ListeParagraf"/>
+        <w:bidi/>
+        <w:spacing w:before="120" w:after="60"/>
+        <w:ind w:left="0" w:right="709"/>
+      </w:pPr>
+      <w:r>
+        <w:rPr>
+          <w:rFonts w:ascii="Calibri" w:hAnsi="Calibri" w:cs="Arial"/>
+          <w:b/>
+          <w:bCs/>
+          <w:rtl/>
+          <w:sz w:val="24"/>
+          <w:szCs w:val="24"/>
+        </w:rPr>
+        <w:t xml:space="preserve">8. الوثائق والسجلات ذات الصلة</w:t>
       </w:r>
     </w:p>
     <w:p>
@@ -2807,7 +2833,7 @@
           <w:sz w:val="24"/>
           <w:szCs w:val="24"/>
         </w:rPr>
-        <w:t xml:space="preserve">EMS.QA.POL.02.01. Product Safety Policy</w:t>
+        <w:t xml:space="preserve">EMS.QA.PRO.02.05. إجراء جهاز كشف المعادن</w:t>
       </w:r>
     </w:p>
     <w:p>
@@ -2828,7 +2854,7 @@
           <w:sz w:val="24"/>
           <w:szCs w:val="24"/>
         </w:rPr>
-        <w:t xml:space="preserve">EMS.LB.PRO.09.02. Calibration of Measuring Equipment Procedure</w:t>
+        <w:t xml:space="preserve">EMS.ÜR.PRO.05.10. إجراء الكي والمراقبة النهائية والتعبئة</w:t>
       </w:r>
     </w:p>
     <w:p>
@@ -2849,7 +2875,175 @@
           <w:sz w:val="24"/>
           <w:szCs w:val="24"/>
         </w:rPr>
-        <w:t xml:space="preserve">EMS.QA.PRO.02.07 إجراء كاشف المعادن؛ EMS.QA.TL.02.06 اختبار الكاشف وتسجيل النتائج</w:t>
+        <w:t xml:space="preserve">EMS.QA.PRO.02.13. إجراء الفحص البصري</w:t>
+      </w:r>
+    </w:p>
+    <w:p>
+      <w:pPr>
+        <w:pStyle w:val="ListeParagraf"/>
+        <w:numPr>
+          <w:ilvl w:val="0"/>
+          <w:numId w:val="1"/>
+        </w:numPr>
+        <w:bidi/>
+        <w:spacing w:after="60"/>
+        <w:jc w:val="both"/>
+      </w:pPr>
+      <w:r>
+        <w:rPr>
+          <w:rFonts w:ascii="Calibri" w:hAnsi="Calibri" w:cs="Arial"/>
+          <w:rtl/>
+          <w:sz w:val="24"/>
+          <w:szCs w:val="24"/>
+        </w:rPr>
+        <w:t xml:space="preserve">EMS.ÜR.PRO.05.11. إجراء التغليف ووضع الملصقات</w:t>
+      </w:r>
+    </w:p>
+    <w:p>
+      <w:pPr>
+        <w:pStyle w:val="ListeParagraf"/>
+        <w:numPr>
+          <w:ilvl w:val="0"/>
+          <w:numId w:val="1"/>
+        </w:numPr>
+        <w:bidi/>
+        <w:spacing w:after="60"/>
+        <w:jc w:val="both"/>
+      </w:pPr>
+      <w:r>
+        <w:rPr>
+          <w:rFonts w:ascii="Calibri" w:hAnsi="Calibri" w:cs="Arial"/>
+          <w:rtl/>
+          <w:sz w:val="24"/>
+          <w:szCs w:val="24"/>
+        </w:rPr>
+        <w:t xml:space="preserve">EMS.QA.PRO.02.07. إجراء ضبط الإبر والأدوات الحادة</w:t>
+      </w:r>
+    </w:p>
+    <w:p>
+      <w:pPr>
+        <w:pStyle w:val="ListeParagraf"/>
+        <w:numPr>
+          <w:ilvl w:val="0"/>
+          <w:numId w:val="1"/>
+        </w:numPr>
+        <w:bidi/>
+        <w:spacing w:after="60"/>
+        <w:jc w:val="both"/>
+      </w:pPr>
+      <w:r>
+        <w:rPr>
+          <w:rFonts w:ascii="Calibri" w:hAnsi="Calibri" w:cs="Arial"/>
+          <w:rtl/>
+          <w:sz w:val="24"/>
+          <w:szCs w:val="24"/>
+        </w:rPr>
+        <w:t xml:space="preserve">EMS.QA.TL.02.02. تعليمات استبدال الإبرة المكسورة</w:t>
+      </w:r>
+    </w:p>
+    <w:p>
+      <w:pPr>
+        <w:pStyle w:val="ListeParagraf"/>
+        <w:numPr>
+          <w:ilvl w:val="0"/>
+          <w:numId w:val="1"/>
+        </w:numPr>
+        <w:bidi/>
+        <w:spacing w:after="60"/>
+        <w:jc w:val="both"/>
+      </w:pPr>
+      <w:r>
+        <w:rPr>
+          <w:rFonts w:ascii="Calibri" w:hAnsi="Calibri" w:cs="Arial"/>
+          <w:rtl/>
+          <w:sz w:val="24"/>
+          <w:szCs w:val="24"/>
+        </w:rPr>
+        <w:t xml:space="preserve">EMS.QA.PRO.02.09. إجراء فحص الجودة (الوارد، أثناء الإنتاج، النهائي AQL)</w:t>
+      </w:r>
+    </w:p>
+    <w:p>
+      <w:pPr>
+        <w:pStyle w:val="ListeParagraf"/>
+        <w:numPr>
+          <w:ilvl w:val="0"/>
+          <w:numId w:val="1"/>
+        </w:numPr>
+        <w:bidi/>
+        <w:spacing w:after="60"/>
+        <w:jc w:val="both"/>
+      </w:pPr>
+      <w:r>
+        <w:rPr>
+          <w:rFonts w:ascii="Calibri" w:hAnsi="Calibri" w:cs="Arial"/>
+          <w:rtl/>
+          <w:sz w:val="24"/>
+          <w:szCs w:val="24"/>
+        </w:rPr>
+        <w:t xml:space="preserve">EMS.QA.PRO.02.14. إجراء الفحص النهائي والإفراج</w:t>
+      </w:r>
+    </w:p>
+    <w:p>
+      <w:pPr>
+        <w:pStyle w:val="ListeParagraf"/>
+        <w:numPr>
+          <w:ilvl w:val="0"/>
+          <w:numId w:val="1"/>
+        </w:numPr>
+        <w:bidi/>
+        <w:spacing w:after="60"/>
+        <w:jc w:val="both"/>
+      </w:pPr>
+      <w:r>
+        <w:rPr>
+          <w:rFonts w:ascii="Calibri" w:hAnsi="Calibri" w:cs="Arial"/>
+          <w:rtl/>
+          <w:sz w:val="24"/>
+          <w:szCs w:val="24"/>
+        </w:rPr>
+        <w:t xml:space="preserve">EMS.QA.PRO.02.08. إجراء التتبع وسحب المنتج</w:t>
+      </w:r>
+    </w:p>
+    <w:p>
+      <w:pPr>
+        <w:pStyle w:val="ListeParagraf"/>
+        <w:numPr>
+          <w:ilvl w:val="0"/>
+          <w:numId w:val="1"/>
+        </w:numPr>
+        <w:bidi/>
+        <w:spacing w:after="60"/>
+        <w:jc w:val="both"/>
+      </w:pPr>
+      <w:r>
+        <w:rPr>
+          <w:rFonts w:ascii="Calibri" w:hAnsi="Calibri" w:cs="Arial"/>
+          <w:rtl/>
+          <w:sz w:val="24"/>
+          <w:szCs w:val="24"/>
+        </w:rPr>
+        <w:t xml:space="preserve">EMS.QA.POL.02.01. سياسة سلامة المنتج</w:t>
+      </w:r>
+    </w:p>
+    <w:p>
+      <w:pPr>
+        <w:pStyle w:val="ListeParagraf"/>
+        <w:numPr>
+          <w:ilvl w:val="0"/>
+          <w:numId w:val="1"/>
+        </w:numPr>
+        <w:bidi/>
+        <w:spacing w:after="60"/>
+        <w:jc w:val="both"/>
+      </w:pPr>
+      <w:r>
+        <w:rPr>
+          <w:rFonts w:ascii="Calibri" w:hAnsi="Calibri" w:cs="Arial"/>
+          <w:rtl/>
+          <w:sz w:val="24"/>
+          <w:szCs w:val="24"/>
+        </w:rPr>
+        <w:t xml:space="preserve">EMS.LB.PRO.09.02. إجراء معايرة أجهزة القياس</w:t>
       </w:r>
     </w:p>
     <w:p>
@@ -4167,57 +4361,6 @@
     </w:p>
     <w:p>
       <w:pPr>
-        <w:pStyle w:val="ListeParagraf"/>
-        <w:spacing w:before="160" w:after="0"/>
-        <w:ind w:left="709"/>
-      </w:pPr>
-      <w:r>
-        <w:rPr>
-          <w:rFonts w:ascii="Calibri" w:hAnsi="Calibri" w:cs="Calibri"/>
-          <w:b/>
-          <w:bCs/>
-          <w:sz w:val="20"/>
-          <w:szCs w:val="20"/>
-        </w:rPr>
-        <w:t xml:space="preserve">Hazırlayan: Bakım Müdürü  ..........................</w:t>
-      </w:r>
-    </w:p>
-    <w:p>
-      <w:pPr>
-        <w:pStyle w:val="ListeParagraf"/>
-        <w:spacing w:before="40" w:after="0"/>
-        <w:ind w:left="709"/>
-      </w:pPr>
-      <w:r>
-        <w:rPr>
-          <w:rFonts w:ascii="Calibri" w:hAnsi="Calibri" w:cs="Calibri"/>
-          <w:b/>
-          <w:bCs/>
-          <w:sz w:val="20"/>
-          <w:szCs w:val="20"/>
-        </w:rPr>
-        <w:t xml:space="preserve">Kontrol: Fabrika Müdürü · İplik Fabrika Müdürü  ..........................</w:t>
-      </w:r>
-    </w:p>
-    <w:p>
-      <w:pPr>
-        <w:pStyle w:val="ListeParagraf"/>
-        <w:spacing w:before="40" w:after="0"/>
-        <w:ind w:left="709"/>
-      </w:pPr>
-      <w:r>
-        <w:rPr>
-          <w:rFonts w:ascii="Calibri" w:hAnsi="Calibri" w:cs="Calibri"/>
-          <w:b/>
-          <w:bCs/>
-          <w:sz w:val="20"/>
-          <w:szCs w:val="20"/>
-        </w:rPr>
-        <w:t xml:space="preserve">Kalite Müdürü: ..........................    Fabrika Müdürü: ..........................</w:t>
-      </w:r>
-    </w:p>
-    <w:p>
-      <w:pPr>
         <w:tabs>
           <w:tab w:val="left" w:pos="851"/>
         </w:tabs>
@@ -4762,7 +4905,7 @@
               <w:sz w:val="16"/>
               <w:szCs w:val="16"/>
             </w:rPr>
-            <w:t>1</w:t>
+            <w:t>4</w:t>
           </w:r>
         </w:p>
         <w:p>
